--- a/ind/docx/35.content.docx
+++ b/ind/docx/35.content.docx
@@ -28,22 +28,6 @@
       </w:r>
     </w:p>
     <w:p>
-      <w:pPr>
-        <w:pStyle w:val="Heading2"/>
-      </w:pPr>
-      <w:r>
-        <w:rPr>
-          <w:lang w:val="id_ID" w:bidi="id_ID"/>
-        </w:rPr>
-        <w:t>License Information</w:t>
-      </w:r>
-      <w:r>
-        <w:rPr>
-          <w:lang w:val="id_ID" w:bidi="id_ID"/>
-        </w:rPr>
-      </w:r>
-    </w:p>
-    <w:p>
       <w:pPr/>
       <w:r>
         <w:rPr>
@@ -61,13 +45,7 @@
         <w:rPr>
           <w:lang w:val="id_ID" w:bidi="id_ID"/>
         </w:rPr>
-        <w:t xml:space="preserve"> (Indonesian) is based on</w:t>
-      </w:r>
-      <w:r>
-        <w:rPr>
-          <w:lang w:val="id_ID" w:bidi="id_ID"/>
-        </w:rPr>
-        <w:t xml:space="preserve">: </w:t>
+        <w:t xml:space="preserve"> (Indonesian) is based on: </w:t>
       </w:r>
       <w:r>
         <w:rPr>
@@ -188,19 +166,6 @@
       <w:pPr>
         <w:pStyle w:val="Heading2"/>
       </w:pPr>
-      <w:r>
-        <w:rPr>
-          <w:lang w:val="id_ID" w:bidi="id_ID"/>
-        </w:rPr>
-      </w:r>
-    </w:p>
-    <w:p>
-      <w:pPr/>
-      <w:r>
-        <w:rPr>
-          <w:lang w:val="id_ID" w:bidi="id_ID"/>
-        </w:rPr>
-      </w:r>
       <w:r>
         <w:rPr>
           <w:lang w:val="id_ID" w:bidi="id_ID"/>

--- a/ind/docx/35.content.docx
+++ b/ind/docx/35.content.docx
@@ -45,19 +45,7 @@
         <w:rPr>
           <w:lang w:val="id_ID" w:bidi="id_ID"/>
         </w:rPr>
-        <w:t xml:space="preserve"> (Indonesian) is based on: </w:t>
-      </w:r>
-      <w:r>
-        <w:rPr>
-          <w:lang w:val="id_ID" w:bidi="id_ID"/>
-        </w:rPr>
-        <w:t>Terjemahan Baru Indonesia</w:t>
-      </w:r>
-      <w:r>
-        <w:rPr>
-          <w:lang w:val="id_ID" w:bidi="id_ID"/>
-        </w:rPr>
-        <w:t xml:space="preserve">, </w:t>
+        <w:t xml:space="preserve"> © </w:t>
       </w:r>
       <w:hyperlink r:id="rId13">
         <w:r>
@@ -75,7 +63,7 @@
         <w:rPr>
           <w:lang w:val="id_ID" w:bidi="id_ID"/>
         </w:rPr>
-        <w:t xml:space="preserve">, None, which is licensed under a </w:t>
+        <w:t xml:space="preserve">, licensed under a </w:t>
       </w:r>
       <w:hyperlink r:id="rId14">
         <w:r>
@@ -94,25 +82,6 @@
           <w:lang w:val="id_ID" w:bidi="id_ID"/>
         </w:rPr>
         <w:t>.</w:t>
-      </w:r>
-      <w:r>
-        <w:rPr>
-          <w:lang w:val="id_ID" w:bidi="id_ID"/>
-        </w:rPr>
-      </w:r>
-    </w:p>
-    <w:p>
-      <w:pPr/>
-      <w:r>
-        <w:rPr>
-          <w:lang w:val="id_ID" w:bidi="id_ID"/>
-        </w:rPr>
-      </w:r>
-      <w:r>
-        <w:rPr>
-          <w:lang w:val="id_ID" w:bidi="id_ID"/>
-        </w:rPr>
-        <w:t>This PDF version is provided under the same license.</w:t>
       </w:r>
       <w:r>
         <w:rPr>
@@ -212,12 +181,377 @@
       </w:pPr>
     </w:p>
     <w:p>
+      <w:pPr>
+        <w:pStyle w:val="Heading2"/>
+      </w:pPr>
+      <w:r>
+        <w:rPr>
+          <w:lang w:val="id_ID" w:bidi="id_ID"/>
+        </w:rPr>
+        <w:t>Habakkuk 1:1</w:t>
+      </w:r>
+      <w:r>
+        <w:rPr>
+          <w:lang w:val="id_ID" w:bidi="id_ID"/>
+        </w:rPr>
+      </w:r>
+    </w:p>
+    <w:p>
       <w:pPr/>
       <w:r>
         <w:rPr>
           <w:lang w:val="id_ID" w:bidi="id_ID"/>
         </w:rPr>
       </w:r>
+      <w:r>
+        <w:rPr>
+          <w:vertAlign w:val="superscript"/>
+          <w:lang w:val="id_ID" w:bidi="id_ID"/>
+        </w:rPr>
+        <w:t>1</w:t>
+      </w:r>
+      <w:r>
+        <w:rPr>
+          <w:lang w:val="id_ID" w:bidi="id_ID"/>
+        </w:rPr>
+        <w:t xml:space="preserve"> Ucapan ilahi dalam penglihatan nabi Habakuk.</w:t>
+      </w:r>
+    </w:p>
+    <w:p>
+      <w:pPr/>
+      <w:r>
+        <w:rPr>
+          <w:lang w:val="id_ID" w:bidi="id_ID"/>
+        </w:rPr>
+      </w:r>
+      <w:r>
+        <w:rPr>
+          <w:vertAlign w:val="superscript"/>
+          <w:lang w:val="id_ID" w:bidi="id_ID"/>
+        </w:rPr>
+        <w:t>2</w:t>
+      </w:r>
+      <w:r>
+        <w:rPr>
+          <w:lang w:val="id_ID" w:bidi="id_ID"/>
+        </w:rPr>
+        <w:t xml:space="preserve"> Berapa lama lagi, Tuhan, aku berteriak, tetapi tidak Kaudengar, aku berseru kepada-Mu: ”Penindasan!” tetapi tidak Kautolong?</w:t>
+      </w:r>
+    </w:p>
+    <w:p>
+      <w:pPr/>
+      <w:r>
+        <w:rPr>
+          <w:lang w:val="id_ID" w:bidi="id_ID"/>
+        </w:rPr>
+      </w:r>
+      <w:r>
+        <w:rPr>
+          <w:vertAlign w:val="superscript"/>
+          <w:lang w:val="id_ID" w:bidi="id_ID"/>
+        </w:rPr>
+        <w:t>3</w:t>
+      </w:r>
+      <w:r>
+        <w:rPr>
+          <w:lang w:val="id_ID" w:bidi="id_ID"/>
+        </w:rPr>
+        <w:t xml:space="preserve"> Mengapa Engkau memperlihatkan kepadaku kejahatan, sehingga aku memandang kelaliman? Ya, aniaya dan kekerasan ada di depan mataku; perbantahan dan pertikaian terjadi.</w:t>
+      </w:r>
+    </w:p>
+    <w:p>
+      <w:pPr/>
+      <w:r>
+        <w:rPr>
+          <w:lang w:val="id_ID" w:bidi="id_ID"/>
+        </w:rPr>
+      </w:r>
+      <w:r>
+        <w:rPr>
+          <w:vertAlign w:val="superscript"/>
+          <w:lang w:val="id_ID" w:bidi="id_ID"/>
+        </w:rPr>
+        <w:t>4</w:t>
+      </w:r>
+      <w:r>
+        <w:rPr>
+          <w:lang w:val="id_ID" w:bidi="id_ID"/>
+        </w:rPr>
+        <w:t xml:space="preserve"> Itulah sebabnya hukum kehilangan kekuatannya dan tidak pernah muncul keadilan, sebab orang fasik mengepung orang benar; itulah sebabnya keadilan muncul terbalik.</w:t>
+      </w:r>
+    </w:p>
+    <w:p>
+      <w:pPr/>
+      <w:r>
+        <w:rPr>
+          <w:lang w:val="id_ID" w:bidi="id_ID"/>
+        </w:rPr>
+      </w:r>
+      <w:r>
+        <w:rPr>
+          <w:vertAlign w:val="superscript"/>
+          <w:lang w:val="id_ID" w:bidi="id_ID"/>
+        </w:rPr>
+        <w:t>5</w:t>
+      </w:r>
+      <w:r>
+        <w:rPr>
+          <w:lang w:val="id_ID" w:bidi="id_ID"/>
+        </w:rPr>
+        <w:t xml:space="preserve"> Lihatlah di antara bangsa-bangsa dan perhatikanlah, jadilah heran dan tercengang-cengang, sebab Aku melakukan suatu pekerjaan dalam zamanmu yang tidak akan kamu percayai, jika diceriterakan.</w:t>
+      </w:r>
+    </w:p>
+    <w:p>
+      <w:pPr/>
+      <w:r>
+        <w:rPr>
+          <w:lang w:val="id_ID" w:bidi="id_ID"/>
+        </w:rPr>
+      </w:r>
+      <w:r>
+        <w:rPr>
+          <w:vertAlign w:val="superscript"/>
+          <w:lang w:val="id_ID" w:bidi="id_ID"/>
+        </w:rPr>
+        <w:t>6</w:t>
+      </w:r>
+      <w:r>
+        <w:rPr>
+          <w:lang w:val="id_ID" w:bidi="id_ID"/>
+        </w:rPr>
+        <w:t xml:space="preserve"> Sebab, sesungguhnya, Akulah yang membangkitkan orang Kasdim, bangsa yang garang dan tangkas itu, yang melintasi lintang bujur bumi untuk menduduki tempat kediaman, yang bukan kepunyaan mereka.</w:t>
+      </w:r>
+    </w:p>
+    <w:p>
+      <w:pPr/>
+      <w:r>
+        <w:rPr>
+          <w:lang w:val="id_ID" w:bidi="id_ID"/>
+        </w:rPr>
+      </w:r>
+      <w:r>
+        <w:rPr>
+          <w:vertAlign w:val="superscript"/>
+          <w:lang w:val="id_ID" w:bidi="id_ID"/>
+        </w:rPr>
+        <w:t>7</w:t>
+      </w:r>
+      <w:r>
+        <w:rPr>
+          <w:lang w:val="id_ID" w:bidi="id_ID"/>
+        </w:rPr>
+        <w:t xml:space="preserve"> Bangsa itu dahsyat dan menakutkan; keadilannya dan keluhurannya berasal dari padanya sendiri.</w:t>
+      </w:r>
+    </w:p>
+    <w:p>
+      <w:pPr/>
+      <w:r>
+        <w:rPr>
+          <w:lang w:val="id_ID" w:bidi="id_ID"/>
+        </w:rPr>
+      </w:r>
+      <w:r>
+        <w:rPr>
+          <w:vertAlign w:val="superscript"/>
+          <w:lang w:val="id_ID" w:bidi="id_ID"/>
+        </w:rPr>
+        <w:t>8</w:t>
+      </w:r>
+      <w:r>
+        <w:rPr>
+          <w:lang w:val="id_ID" w:bidi="id_ID"/>
+        </w:rPr>
+        <w:t xml:space="preserve"> Kudanya lebih cepat dari pada macan tutul, dan lebih ganas dari pada serigala pada waktu malam; pasukan berkudanya datang menderap, dari jauh mereka datang, terbang seperti rajawali yang menyambar mangsa.</w:t>
+      </w:r>
+    </w:p>
+    <w:p>
+      <w:pPr/>
+      <w:r>
+        <w:rPr>
+          <w:lang w:val="id_ID" w:bidi="id_ID"/>
+        </w:rPr>
+      </w:r>
+      <w:r>
+        <w:rPr>
+          <w:vertAlign w:val="superscript"/>
+          <w:lang w:val="id_ID" w:bidi="id_ID"/>
+        </w:rPr>
+        <w:t>9</w:t>
+      </w:r>
+      <w:r>
+        <w:rPr>
+          <w:lang w:val="id_ID" w:bidi="id_ID"/>
+        </w:rPr>
+        <w:t xml:space="preserve"> Seluruh bangsa itu datang untuk melakukan kekerasan, serbuan pasukan depannya seperti angin timur, dan mereka mengumpulkan tawanan seperti banyaknya pasir.</w:t>
+      </w:r>
+    </w:p>
+    <w:p>
+      <w:pPr/>
+      <w:r>
+        <w:rPr>
+          <w:lang w:val="id_ID" w:bidi="id_ID"/>
+        </w:rPr>
+      </w:r>
+      <w:r>
+        <w:rPr>
+          <w:vertAlign w:val="superscript"/>
+          <w:lang w:val="id_ID" w:bidi="id_ID"/>
+        </w:rPr>
+        <w:t>10</w:t>
+      </w:r>
+      <w:r>
+        <w:rPr>
+          <w:lang w:val="id_ID" w:bidi="id_ID"/>
+        </w:rPr>
+        <w:t xml:space="preserve"> Raja-raja dicemoohkannya dan penguasa-penguasa menjadi tertawaannya. Ditertawakannya tiap tempat berkubu, ditimbunkannya tanah dan direbutnya tempat itu.</w:t>
+      </w:r>
+    </w:p>
+    <w:p>
+      <w:pPr/>
+      <w:r>
+        <w:rPr>
+          <w:lang w:val="id_ID" w:bidi="id_ID"/>
+        </w:rPr>
+      </w:r>
+      <w:r>
+        <w:rPr>
+          <w:vertAlign w:val="superscript"/>
+          <w:lang w:val="id_ID" w:bidi="id_ID"/>
+        </w:rPr>
+        <w:t>11</w:t>
+      </w:r>
+      <w:r>
+        <w:rPr>
+          <w:lang w:val="id_ID" w:bidi="id_ID"/>
+        </w:rPr>
+        <w:t xml:space="preserve"> Maka berlarilah mereka, seperti angin dan bergerak terus; demikianlah mereka bersalah dengan mendewakan kekuatannya.</w:t>
+      </w:r>
+    </w:p>
+    <w:p>
+      <w:pPr/>
+      <w:r>
+        <w:rPr>
+          <w:lang w:val="id_ID" w:bidi="id_ID"/>
+        </w:rPr>
+      </w:r>
+      <w:r>
+        <w:rPr>
+          <w:vertAlign w:val="superscript"/>
+          <w:lang w:val="id_ID" w:bidi="id_ID"/>
+        </w:rPr>
+        <w:t>12</w:t>
+      </w:r>
+      <w:r>
+        <w:rPr>
+          <w:lang w:val="id_ID" w:bidi="id_ID"/>
+        </w:rPr>
+        <w:t xml:space="preserve"> Bukankah Engkau, ya Tuhan, dari dahulu Allahku, Yang Mahakudus? Tidak akan mati kami. Ya Tuhan, telah Kautetapkan dia untuk menghukumkan; ya Gunung Batu, telah Kautentukan dia untuk menyiksa.</w:t>
+      </w:r>
+    </w:p>
+    <w:p>
+      <w:pPr/>
+      <w:r>
+        <w:rPr>
+          <w:lang w:val="id_ID" w:bidi="id_ID"/>
+        </w:rPr>
+      </w:r>
+      <w:r>
+        <w:rPr>
+          <w:vertAlign w:val="superscript"/>
+          <w:lang w:val="id_ID" w:bidi="id_ID"/>
+        </w:rPr>
+        <w:t>13</w:t>
+      </w:r>
+      <w:r>
+        <w:rPr>
+          <w:lang w:val="id_ID" w:bidi="id_ID"/>
+        </w:rPr>
+        <w:t xml:space="preserve"> Mata-Mu terlalu suci untuk melihat kejahatan dan Engkau tidak dapat memandang kelaliman. Mengapa Engkau memandangi orang-orang yang berbuat khianat itu dan Engkau berdiam diri, apabila orang fasik menelan orang yang lebih benar dari dia?</w:t>
+      </w:r>
+    </w:p>
+    <w:p>
+      <w:pPr/>
+      <w:r>
+        <w:rPr>
+          <w:lang w:val="id_ID" w:bidi="id_ID"/>
+        </w:rPr>
+      </w:r>
+      <w:r>
+        <w:rPr>
+          <w:vertAlign w:val="superscript"/>
+          <w:lang w:val="id_ID" w:bidi="id_ID"/>
+        </w:rPr>
+        <w:t>14</w:t>
+      </w:r>
+      <w:r>
+        <w:rPr>
+          <w:lang w:val="id_ID" w:bidi="id_ID"/>
+        </w:rPr>
+        <w:t xml:space="preserve"> Engkau menjadikan manusia itu seperti ikan di laut, seperti binatang-binatang melata yang tidak ada pemerintahnya?</w:t>
+      </w:r>
+    </w:p>
+    <w:p>
+      <w:pPr/>
+      <w:r>
+        <w:rPr>
+          <w:lang w:val="id_ID" w:bidi="id_ID"/>
+        </w:rPr>
+      </w:r>
+      <w:r>
+        <w:rPr>
+          <w:vertAlign w:val="superscript"/>
+          <w:lang w:val="id_ID" w:bidi="id_ID"/>
+        </w:rPr>
+        <w:t>15</w:t>
+      </w:r>
+      <w:r>
+        <w:rPr>
+          <w:lang w:val="id_ID" w:bidi="id_ID"/>
+        </w:rPr>
+        <w:t xml:space="preserve"> Semuanya mereka ditariknya ke atas dengan kail, ditangkap dengan pukatnya dan dikumpulkan dengan payangnya; itulah sebabnya ia bersukaria dan bersorak-sorai.</w:t>
+      </w:r>
+    </w:p>
+    <w:p>
+      <w:pPr/>
+      <w:r>
+        <w:rPr>
+          <w:lang w:val="id_ID" w:bidi="id_ID"/>
+        </w:rPr>
+      </w:r>
+      <w:r>
+        <w:rPr>
+          <w:vertAlign w:val="superscript"/>
+          <w:lang w:val="id_ID" w:bidi="id_ID"/>
+        </w:rPr>
+        <w:t>16</w:t>
+      </w:r>
+      <w:r>
+        <w:rPr>
+          <w:lang w:val="id_ID" w:bidi="id_ID"/>
+        </w:rPr>
+        <w:t xml:space="preserve"> Itulah sebabnya dipersembahkannya korban untuk pukatnya dan dibakarnya korban untuk payangnya; sebab oleh karena alat-alat itu pendapatannya mewah dan rezekinya berlimpah-limpah.</w:t>
+      </w:r>
+    </w:p>
+    <w:p>
+      <w:pPr/>
+      <w:r>
+        <w:rPr>
+          <w:lang w:val="id_ID" w:bidi="id_ID"/>
+        </w:rPr>
+      </w:r>
+      <w:r>
+        <w:rPr>
+          <w:vertAlign w:val="superscript"/>
+          <w:lang w:val="id_ID" w:bidi="id_ID"/>
+        </w:rPr>
+        <w:t>17</w:t>
+      </w:r>
+      <w:r>
+        <w:rPr>
+          <w:lang w:val="id_ID" w:bidi="id_ID"/>
+        </w:rPr>
+        <w:t xml:space="preserve"> Sebab itukah ia selalu menghunus pedangnya dan membunuh bangsa-bangsa dengan tidak kenal belas kasihan?</w:t>
+      </w:r>
     </w:p>
     <w:p>
       <w:pPr>
@@ -227,7 +561,7 @@
         <w:rPr>
           <w:lang w:val="id_ID" w:bidi="id_ID"/>
         </w:rPr>
-        <w:t>Habakkuk 1:1</w:t>
+        <w:t>Habakkuk 2:1</w:t>
       </w:r>
       <w:r>
         <w:rPr>
@@ -253,17 +587,7 @@
         <w:rPr>
           <w:lang w:val="id_ID" w:bidi="id_ID"/>
         </w:rPr>
-        <w:t xml:space="preserve"> Ucapan ilahi dalam penglihatan nabi Habakuk.</w:t>
-      </w:r>
-      <w:r>
-        <w:rPr>
-          <w:lang w:val="id_ID" w:bidi="id_ID"/>
-        </w:rPr>
-      </w:r>
-      <w:r>
-        <w:rPr>
-          <w:lang w:val="id_ID" w:bidi="id_ID"/>
-        </w:rPr>
+        <w:t xml:space="preserve"> Aku mau berdiri di tempat pengintaianku dan berdiri tegak di menara, aku mau meninjau dan menantikan apa yang akan difirmankan-Nya kepadaku, dan apa yang akan dijawab-Nya atas pengaduanku.</w:t>
       </w:r>
     </w:p>
     <w:p>
@@ -273,6 +597,19 @@
           <w:lang w:val="id_ID" w:bidi="id_ID"/>
         </w:rPr>
       </w:r>
+      <w:r>
+        <w:rPr>
+          <w:vertAlign w:val="superscript"/>
+          <w:lang w:val="id_ID" w:bidi="id_ID"/>
+        </w:rPr>
+        <w:t>2</w:t>
+      </w:r>
+      <w:r>
+        <w:rPr>
+          <w:lang w:val="id_ID" w:bidi="id_ID"/>
+        </w:rPr>
+        <w:t xml:space="preserve"> Lalu Tuhan menjawab aku, demikian: ”Tuliskanlah penglihatan itu dan ukirkanlah itu pada loh-loh, supaya orang sambil lalu dapat membacanya.</w:t>
+      </w:r>
     </w:p>
     <w:p>
       <w:pPr/>
@@ -286,23 +623,428 @@
           <w:vertAlign w:val="superscript"/>
           <w:lang w:val="id_ID" w:bidi="id_ID"/>
         </w:rPr>
+        <w:t>3</w:t>
+      </w:r>
+      <w:r>
+        <w:rPr>
+          <w:lang w:val="id_ID" w:bidi="id_ID"/>
+        </w:rPr>
+        <w:t xml:space="preserve"> Sebab penglihatan itu masih menanti saatnya, tetapi ia bersegera menuju kesudahannya dengan tidak menipu; apabila berlambat-lambat, nantikanlah itu, sebab itu sungguh-sungguh akan datang dan tidak akan bertangguh.</w:t>
+      </w:r>
+    </w:p>
+    <w:p>
+      <w:pPr/>
+      <w:r>
+        <w:rPr>
+          <w:lang w:val="id_ID" w:bidi="id_ID"/>
+        </w:rPr>
+      </w:r>
+      <w:r>
+        <w:rPr>
+          <w:vertAlign w:val="superscript"/>
+          <w:lang w:val="id_ID" w:bidi="id_ID"/>
+        </w:rPr>
+        <w:t>4</w:t>
+      </w:r>
+      <w:r>
+        <w:rPr>
+          <w:lang w:val="id_ID" w:bidi="id_ID"/>
+        </w:rPr>
+        <w:t xml:space="preserve"> Sesungguhnya, orang yang membusungkan dada, tidak lurus hatinya, tetapi orang yang benar itu akan hidup oleh percayanya.</w:t>
+      </w:r>
+    </w:p>
+    <w:p>
+      <w:pPr/>
+      <w:r>
+        <w:rPr>
+          <w:lang w:val="id_ID" w:bidi="id_ID"/>
+        </w:rPr>
+      </w:r>
+      <w:r>
+        <w:rPr>
+          <w:vertAlign w:val="superscript"/>
+          <w:lang w:val="id_ID" w:bidi="id_ID"/>
+        </w:rPr>
+        <w:t>5</w:t>
+      </w:r>
+      <w:r>
+        <w:rPr>
+          <w:lang w:val="id_ID" w:bidi="id_ID"/>
+        </w:rPr>
+        <w:t xml:space="preserve"> Orang sombong dan khianat dia yang melagak, tetapi ia tidak akan tetap ada; ia mengangakan mulutnya seperti dunia orang mati dan tidak kenyang-kenyang seperti maut, sehingga segala suku bangsa dikumpulkannya dan segala bangsa dihimpunkannya.”</w:t>
+      </w:r>
+    </w:p>
+    <w:p>
+      <w:pPr/>
+      <w:r>
+        <w:rPr>
+          <w:lang w:val="id_ID" w:bidi="id_ID"/>
+        </w:rPr>
+      </w:r>
+      <w:r>
+        <w:rPr>
+          <w:vertAlign w:val="superscript"/>
+          <w:lang w:val="id_ID" w:bidi="id_ID"/>
+        </w:rPr>
+        <w:t>6</w:t>
+      </w:r>
+      <w:r>
+        <w:rPr>
+          <w:lang w:val="id_ID" w:bidi="id_ID"/>
+        </w:rPr>
+        <w:t xml:space="preserve"> Bukankah sekalian itu akan melontarkan peribahasa mengatai dia, dan nyanyian olok-olok serta sindiran ini: Celakalah orang yang menggaruk bagi dirinya apa yang bukan miliknya – berapa lama lagi? – dan yang memuati dirinya dengan barang gadaian.</w:t>
+      </w:r>
+    </w:p>
+    <w:p>
+      <w:pPr/>
+      <w:r>
+        <w:rPr>
+          <w:lang w:val="id_ID" w:bidi="id_ID"/>
+        </w:rPr>
+      </w:r>
+      <w:r>
+        <w:rPr>
+          <w:vertAlign w:val="superscript"/>
+          <w:lang w:val="id_ID" w:bidi="id_ID"/>
+        </w:rPr>
+        <w:t>7</w:t>
+      </w:r>
+      <w:r>
+        <w:rPr>
+          <w:lang w:val="id_ID" w:bidi="id_ID"/>
+        </w:rPr>
+        <w:t xml:space="preserve"> Bukankah akan bangkit dengan sekonyong-konyong mereka yang menggigit engkau, dan akan terjaga mereka yang mengejutkan engkau, sehingga engkau menjadi barang rampasan bagi mereka?</w:t>
+      </w:r>
+    </w:p>
+    <w:p>
+      <w:pPr/>
+      <w:r>
+        <w:rPr>
+          <w:lang w:val="id_ID" w:bidi="id_ID"/>
+        </w:rPr>
+      </w:r>
+      <w:r>
+        <w:rPr>
+          <w:vertAlign w:val="superscript"/>
+          <w:lang w:val="id_ID" w:bidi="id_ID"/>
+        </w:rPr>
+        <w:t>8</w:t>
+      </w:r>
+      <w:r>
+        <w:rPr>
+          <w:lang w:val="id_ID" w:bidi="id_ID"/>
+        </w:rPr>
+        <w:t xml:space="preserve"> Karena engkau telah menjarah banyak suku bangsa, maka bangsa-bangsa yang tertinggal akan menjarah engkau, karena darah manusia yang tertumpah itu dan karena kekerasan terhadap negeri, kota dan seluruh penduduknya itu.</w:t>
+      </w:r>
+    </w:p>
+    <w:p>
+      <w:pPr/>
+      <w:r>
+        <w:rPr>
+          <w:lang w:val="id_ID" w:bidi="id_ID"/>
+        </w:rPr>
+      </w:r>
+      <w:r>
+        <w:rPr>
+          <w:vertAlign w:val="superscript"/>
+          <w:lang w:val="id_ID" w:bidi="id_ID"/>
+        </w:rPr>
+        <w:t>9</w:t>
+      </w:r>
+      <w:r>
+        <w:rPr>
+          <w:lang w:val="id_ID" w:bidi="id_ID"/>
+        </w:rPr>
+        <w:t xml:space="preserve"> Celakalah orang yang mengambil laba yang tidak halal untuk keperluan rumahnya, untuk menempatkan sarangnya di tempat yang tinggi, dengan maksud melepaskan dirinya dari genggaman malapetaka!</w:t>
+      </w:r>
+    </w:p>
+    <w:p>
+      <w:pPr/>
+      <w:r>
+        <w:rPr>
+          <w:lang w:val="id_ID" w:bidi="id_ID"/>
+        </w:rPr>
+      </w:r>
+      <w:r>
+        <w:rPr>
+          <w:vertAlign w:val="superscript"/>
+          <w:lang w:val="id_ID" w:bidi="id_ID"/>
+        </w:rPr>
+        <w:t>10</w:t>
+      </w:r>
+      <w:r>
+        <w:rPr>
+          <w:lang w:val="id_ID" w:bidi="id_ID"/>
+        </w:rPr>
+        <w:t xml:space="preserve"> Engkau telah merancangkan cela ke atas rumahmu, ketika engkau bermaksud untuk menghabisi banyak bangsa; dengan demikian engkau telah berdosa terhadap dirimu sendiri.</w:t>
+      </w:r>
+    </w:p>
+    <w:p>
+      <w:pPr/>
+      <w:r>
+        <w:rPr>
+          <w:lang w:val="id_ID" w:bidi="id_ID"/>
+        </w:rPr>
+      </w:r>
+      <w:r>
+        <w:rPr>
+          <w:vertAlign w:val="superscript"/>
+          <w:lang w:val="id_ID" w:bidi="id_ID"/>
+        </w:rPr>
+        <w:t>11</w:t>
+      </w:r>
+      <w:r>
+        <w:rPr>
+          <w:lang w:val="id_ID" w:bidi="id_ID"/>
+        </w:rPr>
+        <w:t xml:space="preserve"> Sebab batu berseru-seru dari tembok, dan balok menjawabnya dari rangka rumah.</w:t>
+      </w:r>
+    </w:p>
+    <w:p>
+      <w:pPr/>
+      <w:r>
+        <w:rPr>
+          <w:lang w:val="id_ID" w:bidi="id_ID"/>
+        </w:rPr>
+      </w:r>
+      <w:r>
+        <w:rPr>
+          <w:vertAlign w:val="superscript"/>
+          <w:lang w:val="id_ID" w:bidi="id_ID"/>
+        </w:rPr>
+        <w:t>12</w:t>
+      </w:r>
+      <w:r>
+        <w:rPr>
+          <w:lang w:val="id_ID" w:bidi="id_ID"/>
+        </w:rPr>
+        <w:t xml:space="preserve"> Celakalah orang yang mendirikan kota di atas darah dan meletakkan dasar benteng di atas ketidakadilan.</w:t>
+      </w:r>
+    </w:p>
+    <w:p>
+      <w:pPr/>
+      <w:r>
+        <w:rPr>
+          <w:lang w:val="id_ID" w:bidi="id_ID"/>
+        </w:rPr>
+      </w:r>
+      <w:r>
+        <w:rPr>
+          <w:vertAlign w:val="superscript"/>
+          <w:lang w:val="id_ID" w:bidi="id_ID"/>
+        </w:rPr>
+        <w:t>13</w:t>
+      </w:r>
+      <w:r>
+        <w:rPr>
+          <w:lang w:val="id_ID" w:bidi="id_ID"/>
+        </w:rPr>
+        <w:t xml:space="preserve"> Sesungguhnya, bukankah dari Tuhan semesta alam asalnya, bahwa bangsa-bangsa bersusah-susah untuk api dan suku-suku bangsa berlelah untuk yang sia-sia?</w:t>
+      </w:r>
+    </w:p>
+    <w:p>
+      <w:pPr/>
+      <w:r>
+        <w:rPr>
+          <w:lang w:val="id_ID" w:bidi="id_ID"/>
+        </w:rPr>
+      </w:r>
+      <w:r>
+        <w:rPr>
+          <w:vertAlign w:val="superscript"/>
+          <w:lang w:val="id_ID" w:bidi="id_ID"/>
+        </w:rPr>
+        <w:t>14</w:t>
+      </w:r>
+      <w:r>
+        <w:rPr>
+          <w:lang w:val="id_ID" w:bidi="id_ID"/>
+        </w:rPr>
+        <w:t xml:space="preserve"> Sebab bumi akan penuh dengan pengetahuan tentang kemuliaan Tuhan, seperti air yang menutupi dasar laut.</w:t>
+      </w:r>
+    </w:p>
+    <w:p>
+      <w:pPr/>
+      <w:r>
+        <w:rPr>
+          <w:lang w:val="id_ID" w:bidi="id_ID"/>
+        </w:rPr>
+      </w:r>
+      <w:r>
+        <w:rPr>
+          <w:vertAlign w:val="superscript"/>
+          <w:lang w:val="id_ID" w:bidi="id_ID"/>
+        </w:rPr>
+        <w:t>15</w:t>
+      </w:r>
+      <w:r>
+        <w:rPr>
+          <w:lang w:val="id_ID" w:bidi="id_ID"/>
+        </w:rPr>
+        <w:t xml:space="preserve"> Celakalah orang yang memberi minum sesamanya manusia bercampur amarah, bahkan memabukkan dia untuk memandang auratnya.</w:t>
+      </w:r>
+    </w:p>
+    <w:p>
+      <w:pPr/>
+      <w:r>
+        <w:rPr>
+          <w:lang w:val="id_ID" w:bidi="id_ID"/>
+        </w:rPr>
+      </w:r>
+      <w:r>
+        <w:rPr>
+          <w:vertAlign w:val="superscript"/>
+          <w:lang w:val="id_ID" w:bidi="id_ID"/>
+        </w:rPr>
+        <w:t>16</w:t>
+      </w:r>
+      <w:r>
+        <w:rPr>
+          <w:lang w:val="id_ID" w:bidi="id_ID"/>
+        </w:rPr>
+        <w:t xml:space="preserve"> Telah engkau kenyangkan dirimu dengan kehinaan ganti kehormatan. Minumlah juga engkau dan terhuyung-huyunglah. Kepadamu akan beralih piala dari tangan kanan Tuhan, dan cela besar akan meliputi kemuliaanmu.</w:t>
+      </w:r>
+    </w:p>
+    <w:p>
+      <w:pPr/>
+      <w:r>
+        <w:rPr>
+          <w:lang w:val="id_ID" w:bidi="id_ID"/>
+        </w:rPr>
+      </w:r>
+      <w:r>
+        <w:rPr>
+          <w:vertAlign w:val="superscript"/>
+          <w:lang w:val="id_ID" w:bidi="id_ID"/>
+        </w:rPr>
+        <w:t>17</w:t>
+      </w:r>
+      <w:r>
+        <w:rPr>
+          <w:lang w:val="id_ID" w:bidi="id_ID"/>
+        </w:rPr>
+        <w:t xml:space="preserve"> Sebab kekerasan terhadap gunung Libanon akan menutupi engkau dan pemusnahan binatang-binatang akan mengejutkan engkau, karena darah manusia yang tertumpah itu dan karena kekerasan terhadap negeri, kota dan seluruh penduduknya itu.</w:t>
+      </w:r>
+    </w:p>
+    <w:p>
+      <w:pPr/>
+      <w:r>
+        <w:rPr>
+          <w:lang w:val="id_ID" w:bidi="id_ID"/>
+        </w:rPr>
+      </w:r>
+      <w:r>
+        <w:rPr>
+          <w:vertAlign w:val="superscript"/>
+          <w:lang w:val="id_ID" w:bidi="id_ID"/>
+        </w:rPr>
+        <w:t>18</w:t>
+      </w:r>
+      <w:r>
+        <w:rPr>
+          <w:lang w:val="id_ID" w:bidi="id_ID"/>
+        </w:rPr>
+        <w:t xml:space="preserve"> Apakah gunanya patung pahatan, yang dipahat oleh pembuatnya? Apakah gunanya patung tuangan, pengajar dusta itu? Karena pembuatnya percaya akan buatannya, padahal berhala-berhala bisu belaka yang dibuatnya.</w:t>
+      </w:r>
+    </w:p>
+    <w:p>
+      <w:pPr/>
+      <w:r>
+        <w:rPr>
+          <w:lang w:val="id_ID" w:bidi="id_ID"/>
+        </w:rPr>
+      </w:r>
+      <w:r>
+        <w:rPr>
+          <w:vertAlign w:val="superscript"/>
+          <w:lang w:val="id_ID" w:bidi="id_ID"/>
+        </w:rPr>
+        <w:t>19</w:t>
+      </w:r>
+      <w:r>
+        <w:rPr>
+          <w:lang w:val="id_ID" w:bidi="id_ID"/>
+        </w:rPr>
+        <w:t xml:space="preserve"> Celakalah orang yang berkata kepada sepotong kayu: ”Terjagalah!” dan kepada sebuah batu bisu: ”Bangunlah!” Masakan dia itu mengajar? Memang ia bersalutkan emas dan perak, tetapi roh tidak ada sama sekali di dalamnya.</w:t>
+      </w:r>
+    </w:p>
+    <w:p>
+      <w:pPr/>
+      <w:r>
+        <w:rPr>
+          <w:lang w:val="id_ID" w:bidi="id_ID"/>
+        </w:rPr>
+      </w:r>
+      <w:r>
+        <w:rPr>
+          <w:vertAlign w:val="superscript"/>
+          <w:lang w:val="id_ID" w:bidi="id_ID"/>
+        </w:rPr>
+        <w:t>20</w:t>
+      </w:r>
+      <w:r>
+        <w:rPr>
+          <w:lang w:val="id_ID" w:bidi="id_ID"/>
+        </w:rPr>
+        <w:t xml:space="preserve"> Tetapi Tuhan ada di dalam bait-Nya yang kudus. Berdiam dirilah di hadapan-Nya, ya segenap bumi!</w:t>
+      </w:r>
+    </w:p>
+    <w:p>
+      <w:pPr>
+        <w:pStyle w:val="Heading2"/>
+      </w:pPr>
+      <w:r>
+        <w:rPr>
+          <w:lang w:val="id_ID" w:bidi="id_ID"/>
+        </w:rPr>
+        <w:t>Habakkuk 3:1</w:t>
+      </w:r>
+      <w:r>
+        <w:rPr>
+          <w:lang w:val="id_ID" w:bidi="id_ID"/>
+        </w:rPr>
+      </w:r>
+    </w:p>
+    <w:p>
+      <w:pPr/>
+      <w:r>
+        <w:rPr>
+          <w:lang w:val="id_ID" w:bidi="id_ID"/>
+        </w:rPr>
+      </w:r>
+      <w:r>
+        <w:rPr>
+          <w:vertAlign w:val="superscript"/>
+          <w:lang w:val="id_ID" w:bidi="id_ID"/>
+        </w:rPr>
+        <w:t>1</w:t>
+      </w:r>
+      <w:r>
+        <w:rPr>
+          <w:lang w:val="id_ID" w:bidi="id_ID"/>
+        </w:rPr>
+        <w:t xml:space="preserve"> Doa nabi Habakuk. Menurut nada ratapan.</w:t>
+      </w:r>
+    </w:p>
+    <w:p>
+      <w:pPr/>
+      <w:r>
+        <w:rPr>
+          <w:lang w:val="id_ID" w:bidi="id_ID"/>
+        </w:rPr>
+      </w:r>
+      <w:r>
+        <w:rPr>
+          <w:vertAlign w:val="superscript"/>
+          <w:lang w:val="id_ID" w:bidi="id_ID"/>
+        </w:rPr>
         <w:t>2</w:t>
       </w:r>
       <w:r>
         <w:rPr>
           <w:lang w:val="id_ID" w:bidi="id_ID"/>
         </w:rPr>
-        <w:t xml:space="preserve"> Berapa lama lagi, Tuhan, aku berteriak, tetapi tidak Kaudengar, aku berseru kepada-Mu: ”Penindasan!” tetapi tidak Kautolong?</w:t>
-      </w:r>
-      <w:r>
-        <w:rPr>
-          <w:lang w:val="id_ID" w:bidi="id_ID"/>
-        </w:rPr>
-      </w:r>
-      <w:r>
-        <w:rPr>
-          <w:lang w:val="id_ID" w:bidi="id_ID"/>
-        </w:rPr>
+        <w:t xml:space="preserve"> Tuhan, telah kudengar kabar tentang Engkau, dan pekerjaan-Mu, ya Tuhan, kutakuti! Hidupkanlah itu dalam lintasan tahun, nyatakanlah itu dalam lintasan tahun; dalam murka ingatlah akan kasih sayang!</w:t>
       </w:r>
     </w:p>
     <w:p>
@@ -312,6 +1054,19 @@
           <w:lang w:val="id_ID" w:bidi="id_ID"/>
         </w:rPr>
       </w:r>
+      <w:r>
+        <w:rPr>
+          <w:vertAlign w:val="superscript"/>
+          <w:lang w:val="id_ID" w:bidi="id_ID"/>
+        </w:rPr>
+        <w:t>3</w:t>
+      </w:r>
+      <w:r>
+        <w:rPr>
+          <w:lang w:val="id_ID" w:bidi="id_ID"/>
+        </w:rPr>
+        <w:t xml:space="preserve"> Allah datang dari negeri Téman dan Yang Mahakudus dari pegunungan Paran. Sela Keagungan-Nya menutupi segenap langit, dan bumi pun penuh dengan pujian kepada-Nya.</w:t>
+      </w:r>
     </w:p>
     <w:p>
       <w:pPr/>
@@ -325,23 +1080,13 @@
           <w:vertAlign w:val="superscript"/>
           <w:lang w:val="id_ID" w:bidi="id_ID"/>
         </w:rPr>
-        <w:t>3</w:t>
-      </w:r>
-      <w:r>
-        <w:rPr>
-          <w:lang w:val="id_ID" w:bidi="id_ID"/>
-        </w:rPr>
-        <w:t xml:space="preserve"> Mengapa Engkau memperlihatkan kepadaku kejahatan, sehingga aku memandang kelaliman? Ya, aniaya dan kekerasan ada di depan mataku; perbantahan dan pertikaian terjadi.</w:t>
-      </w:r>
-      <w:r>
-        <w:rPr>
-          <w:lang w:val="id_ID" w:bidi="id_ID"/>
-        </w:rPr>
-      </w:r>
-      <w:r>
-        <w:rPr>
-          <w:lang w:val="id_ID" w:bidi="id_ID"/>
-        </w:rPr>
+        <w:t>4</w:t>
+      </w:r>
+      <w:r>
+        <w:rPr>
+          <w:lang w:val="id_ID" w:bidi="id_ID"/>
+        </w:rPr>
+        <w:t xml:space="preserve"> Ada kilauan seperti cahaya, sinar cahaya dari sisi-Nya dan di situlah terselubung kekuatan-Nya.</w:t>
       </w:r>
     </w:p>
     <w:p>
@@ -351,6 +1096,19 @@
           <w:lang w:val="id_ID" w:bidi="id_ID"/>
         </w:rPr>
       </w:r>
+      <w:r>
+        <w:rPr>
+          <w:vertAlign w:val="superscript"/>
+          <w:lang w:val="id_ID" w:bidi="id_ID"/>
+        </w:rPr>
+        <w:t>5</w:t>
+      </w:r>
+      <w:r>
+        <w:rPr>
+          <w:lang w:val="id_ID" w:bidi="id_ID"/>
+        </w:rPr>
+        <w:t xml:space="preserve"> Mendahului-Nya berjalan penyakit sampar dan demam mengikuti jejak-Nya.</w:t>
+      </w:r>
     </w:p>
     <w:p>
       <w:pPr/>
@@ -364,23 +1122,13 @@
           <w:vertAlign w:val="superscript"/>
           <w:lang w:val="id_ID" w:bidi="id_ID"/>
         </w:rPr>
-        <w:t>4</w:t>
-      </w:r>
-      <w:r>
-        <w:rPr>
-          <w:lang w:val="id_ID" w:bidi="id_ID"/>
-        </w:rPr>
-        <w:t xml:space="preserve"> Itulah sebabnya hukum kehilangan kekuatannya dan tidak pernah muncul keadilan, sebab orang fasik mengepung orang benar; itulah sebabnya keadilan muncul terbalik.</w:t>
-      </w:r>
-      <w:r>
-        <w:rPr>
-          <w:lang w:val="id_ID" w:bidi="id_ID"/>
-        </w:rPr>
-      </w:r>
-      <w:r>
-        <w:rPr>
-          <w:lang w:val="id_ID" w:bidi="id_ID"/>
-        </w:rPr>
+        <w:t>6</w:t>
+      </w:r>
+      <w:r>
+        <w:rPr>
+          <w:lang w:val="id_ID" w:bidi="id_ID"/>
+        </w:rPr>
+        <w:t xml:space="preserve"> Ia berdiri, maka bumi dibuat-Nya bergoyang; Ia melihat berkeliling, maka bangsa-bangsa dibuat-Nya melompat terkejut, hancur gunung-gunung yang ada sejak purba, merendah bukit-bukit yang berabad-abad; itulah perjalanan-Nya berabad-abad.</w:t>
       </w:r>
     </w:p>
     <w:p>
@@ -390,6 +1138,19 @@
           <w:lang w:val="id_ID" w:bidi="id_ID"/>
         </w:rPr>
       </w:r>
+      <w:r>
+        <w:rPr>
+          <w:vertAlign w:val="superscript"/>
+          <w:lang w:val="id_ID" w:bidi="id_ID"/>
+        </w:rPr>
+        <w:t>7</w:t>
+      </w:r>
+      <w:r>
+        <w:rPr>
+          <w:lang w:val="id_ID" w:bidi="id_ID"/>
+        </w:rPr>
+        <w:t xml:space="preserve"> Aku melihat kemah-kemah orang Kusyan tertekan, kain-kain tenda tanah Midian menggetar.</w:t>
+      </w:r>
     </w:p>
     <w:p>
       <w:pPr/>
@@ -403,23 +1164,13 @@
           <w:vertAlign w:val="superscript"/>
           <w:lang w:val="id_ID" w:bidi="id_ID"/>
         </w:rPr>
-        <w:t>5</w:t>
-      </w:r>
-      <w:r>
-        <w:rPr>
-          <w:lang w:val="id_ID" w:bidi="id_ID"/>
-        </w:rPr>
-        <w:t xml:space="preserve"> Lihatlah di antara bangsa-bangsa dan perhatikanlah, jadilah heran dan tercengang-cengang, sebab Aku melakukan suatu pekerjaan dalam zamanmu yang tidak akan kamu percayai, jika diceriterakan.</w:t>
-      </w:r>
-      <w:r>
-        <w:rPr>
-          <w:lang w:val="id_ID" w:bidi="id_ID"/>
-        </w:rPr>
-      </w:r>
-      <w:r>
-        <w:rPr>
-          <w:lang w:val="id_ID" w:bidi="id_ID"/>
-        </w:rPr>
+        <w:t>8</w:t>
+      </w:r>
+      <w:r>
+        <w:rPr>
+          <w:lang w:val="id_ID" w:bidi="id_ID"/>
+        </w:rPr>
+        <w:t xml:space="preserve"> Terhadap sungai-sungaikah, ya Tuhan, terhadap sungai-sungaikah murka-Mu bangkit? Atau terhadap lautkah amarah-Mu sehingga Engkau mengendarai kuda dan kereta kemenangan-Mu?</w:t>
       </w:r>
     </w:p>
     <w:p>
@@ -429,6 +1180,19 @@
           <w:lang w:val="id_ID" w:bidi="id_ID"/>
         </w:rPr>
       </w:r>
+      <w:r>
+        <w:rPr>
+          <w:vertAlign w:val="superscript"/>
+          <w:lang w:val="id_ID" w:bidi="id_ID"/>
+        </w:rPr>
+        <w:t>9</w:t>
+      </w:r>
+      <w:r>
+        <w:rPr>
+          <w:lang w:val="id_ID" w:bidi="id_ID"/>
+        </w:rPr>
+        <w:t xml:space="preserve"> Busur-Mu telah Kaubuka, telah Kauisi dengan anak panah. Sela Engkau membelah bumi menjadi sungai-sungai;</w:t>
+      </w:r>
     </w:p>
     <w:p>
       <w:pPr/>
@@ -442,23 +1206,13 @@
           <w:vertAlign w:val="superscript"/>
           <w:lang w:val="id_ID" w:bidi="id_ID"/>
         </w:rPr>
-        <w:t>6</w:t>
-      </w:r>
-      <w:r>
-        <w:rPr>
-          <w:lang w:val="id_ID" w:bidi="id_ID"/>
-        </w:rPr>
-        <w:t xml:space="preserve"> Sebab, sesungguhnya, Akulah yang membangkitkan orang Kasdim, bangsa yang garang dan tangkas itu, yang melintasi lintang bujur bumi untuk menduduki tempat kediaman, yang bukan kepunyaan mereka.</w:t>
-      </w:r>
-      <w:r>
-        <w:rPr>
-          <w:lang w:val="id_ID" w:bidi="id_ID"/>
-        </w:rPr>
-      </w:r>
-      <w:r>
-        <w:rPr>
-          <w:lang w:val="id_ID" w:bidi="id_ID"/>
-        </w:rPr>
+        <w:t>10</w:t>
+      </w:r>
+      <w:r>
+        <w:rPr>
+          <w:lang w:val="id_ID" w:bidi="id_ID"/>
+        </w:rPr>
+        <w:t xml:space="preserve"> melihat Engkau, gunung-gunung gemetar, air bah menderu lalu, samudera raya memperdengarkan suaranya dan mengangkat tangannya.</w:t>
       </w:r>
     </w:p>
     <w:p>
@@ -468,6 +1222,19 @@
           <w:lang w:val="id_ID" w:bidi="id_ID"/>
         </w:rPr>
       </w:r>
+      <w:r>
+        <w:rPr>
+          <w:vertAlign w:val="superscript"/>
+          <w:lang w:val="id_ID" w:bidi="id_ID"/>
+        </w:rPr>
+        <w:t>11</w:t>
+      </w:r>
+      <w:r>
+        <w:rPr>
+          <w:lang w:val="id_ID" w:bidi="id_ID"/>
+        </w:rPr>
+        <w:t xml:space="preserve"> Matahari, bulan berhenti di tempat kediamannya, karena cahaya anak-anak panah-Mu yang melayang laju, karena kilauan tombak-Mu yang berkilat.</w:t>
+      </w:r>
     </w:p>
     <w:p>
       <w:pPr/>
@@ -481,23 +1248,13 @@
           <w:vertAlign w:val="superscript"/>
           <w:lang w:val="id_ID" w:bidi="id_ID"/>
         </w:rPr>
-        <w:t>7</w:t>
-      </w:r>
-      <w:r>
-        <w:rPr>
-          <w:lang w:val="id_ID" w:bidi="id_ID"/>
-        </w:rPr>
-        <w:t xml:space="preserve"> Bangsa itu dahsyat dan menakutkan; keadilannya dan keluhurannya berasal dari padanya sendiri.</w:t>
-      </w:r>
-      <w:r>
-        <w:rPr>
-          <w:lang w:val="id_ID" w:bidi="id_ID"/>
-        </w:rPr>
-      </w:r>
-      <w:r>
-        <w:rPr>
-          <w:lang w:val="id_ID" w:bidi="id_ID"/>
-        </w:rPr>
+        <w:t>12</w:t>
+      </w:r>
+      <w:r>
+        <w:rPr>
+          <w:lang w:val="id_ID" w:bidi="id_ID"/>
+        </w:rPr>
+        <w:t xml:space="preserve"> Dalam kegeraman Engkau melangkah melintasi bumi, dalam murka Engkau menggasak bangsa-bangsa.</w:t>
       </w:r>
     </w:p>
     <w:p>
@@ -507,6 +1264,19 @@
           <w:lang w:val="id_ID" w:bidi="id_ID"/>
         </w:rPr>
       </w:r>
+      <w:r>
+        <w:rPr>
+          <w:vertAlign w:val="superscript"/>
+          <w:lang w:val="id_ID" w:bidi="id_ID"/>
+        </w:rPr>
+        <w:t>13</w:t>
+      </w:r>
+      <w:r>
+        <w:rPr>
+          <w:lang w:val="id_ID" w:bidi="id_ID"/>
+        </w:rPr>
+        <w:t xml:space="preserve"> Engkau berjalan maju untuk menyelamatkan umat-Mu, untuk menyelamatkan orang yang Kauurapi. Engkau meremukkan bagian atas rumah orang-orang fasik dan Kaubuka dasarnya sampai batu yang penghabisan. Sela</w:t>
+      </w:r>
     </w:p>
     <w:p>
       <w:pPr/>
@@ -520,23 +1290,13 @@
           <w:vertAlign w:val="superscript"/>
           <w:lang w:val="id_ID" w:bidi="id_ID"/>
         </w:rPr>
-        <w:t>8</w:t>
-      </w:r>
-      <w:r>
-        <w:rPr>
-          <w:lang w:val="id_ID" w:bidi="id_ID"/>
-        </w:rPr>
-        <w:t xml:space="preserve"> Kudanya lebih cepat dari pada macan tutul, dan lebih ganas dari pada serigala pada waktu malam; pasukan berkudanya datang menderap, dari jauh mereka datang, terbang seperti rajawali yang menyambar mangsa.</w:t>
-      </w:r>
-      <w:r>
-        <w:rPr>
-          <w:lang w:val="id_ID" w:bidi="id_ID"/>
-        </w:rPr>
-      </w:r>
-      <w:r>
-        <w:rPr>
-          <w:lang w:val="id_ID" w:bidi="id_ID"/>
-        </w:rPr>
+        <w:t>14</w:t>
+      </w:r>
+      <w:r>
+        <w:rPr>
+          <w:lang w:val="id_ID" w:bidi="id_ID"/>
+        </w:rPr>
+        <w:t xml:space="preserve"> Engkau menusuk dengan anak panahnya sendiri kepala laskarnya, yang mengamuk untuk menyerakkan aku dengan sorak-sorai, seolah-olah mereka menelan orang tertindas secara tersembunyi.</w:t>
       </w:r>
     </w:p>
     <w:p>
@@ -546,6 +1306,19 @@
           <w:lang w:val="id_ID" w:bidi="id_ID"/>
         </w:rPr>
       </w:r>
+      <w:r>
+        <w:rPr>
+          <w:vertAlign w:val="superscript"/>
+          <w:lang w:val="id_ID" w:bidi="id_ID"/>
+        </w:rPr>
+        <w:t>15</w:t>
+      </w:r>
+      <w:r>
+        <w:rPr>
+          <w:lang w:val="id_ID" w:bidi="id_ID"/>
+        </w:rPr>
+        <w:t xml:space="preserve"> Dengan kuda-Mu, Engkau menginjak laut, timbunan air yang membuih.</w:t>
+      </w:r>
     </w:p>
     <w:p>
       <w:pPr/>
@@ -559,23 +1332,13 @@
           <w:vertAlign w:val="superscript"/>
           <w:lang w:val="id_ID" w:bidi="id_ID"/>
         </w:rPr>
-        <w:t>9</w:t>
-      </w:r>
-      <w:r>
-        <w:rPr>
-          <w:lang w:val="id_ID" w:bidi="id_ID"/>
-        </w:rPr>
-        <w:t xml:space="preserve"> Seluruh bangsa itu datang untuk melakukan kekerasan, serbuan pasukan depannya seperti angin timur, dan mereka mengumpulkan tawanan seperti banyaknya pasir.</w:t>
-      </w:r>
-      <w:r>
-        <w:rPr>
-          <w:lang w:val="id_ID" w:bidi="id_ID"/>
-        </w:rPr>
-      </w:r>
-      <w:r>
-        <w:rPr>
-          <w:lang w:val="id_ID" w:bidi="id_ID"/>
-        </w:rPr>
+        <w:t>16</w:t>
+      </w:r>
+      <w:r>
+        <w:rPr>
+          <w:lang w:val="id_ID" w:bidi="id_ID"/>
+        </w:rPr>
+        <w:t xml:space="preserve"> Ketika aku mendengarnya, gemetarlah hatiku, mendengar bunyinya, menggigillah bibirku; tulang-tulangku seakan-akan kemasukan sengal, dan aku gemetar di tempat aku berdiri; namun dengan tenang akan kunantikan hari kesusahan, yang akan mendatangi bangsa yang bergerombolan menyerang kami.</w:t>
       </w:r>
     </w:p>
     <w:p>
@@ -585,6 +1348,19 @@
           <w:lang w:val="id_ID" w:bidi="id_ID"/>
         </w:rPr>
       </w:r>
+      <w:r>
+        <w:rPr>
+          <w:vertAlign w:val="superscript"/>
+          <w:lang w:val="id_ID" w:bidi="id_ID"/>
+        </w:rPr>
+        <w:t>17</w:t>
+      </w:r>
+      <w:r>
+        <w:rPr>
+          <w:lang w:val="id_ID" w:bidi="id_ID"/>
+        </w:rPr>
+        <w:t xml:space="preserve"> Sekalipun pohon ara tidak berbunga, pohon anggur tidak berbuah, hasil pohon zaitun mengecewakan, sekalipun ladang-ladang tidak menghasilkan bahan makanan, kambing domba terhalau dari kurungan, dan tidak ada lembu sapi dalam kandang,</w:t>
+      </w:r>
     </w:p>
     <w:p>
       <w:pPr/>
@@ -598,23 +1374,13 @@
           <w:vertAlign w:val="superscript"/>
           <w:lang w:val="id_ID" w:bidi="id_ID"/>
         </w:rPr>
-        <w:t>10</w:t>
-      </w:r>
-      <w:r>
-        <w:rPr>
-          <w:lang w:val="id_ID" w:bidi="id_ID"/>
-        </w:rPr>
-        <w:t xml:space="preserve"> Raja-raja dicemoohkannya dan penguasa-penguasa menjadi tertawaannya. Ditertawakannya tiap tempat berkubu, ditimbunkannya tanah dan direbutnya tempat itu.</w:t>
-      </w:r>
-      <w:r>
-        <w:rPr>
-          <w:lang w:val="id_ID" w:bidi="id_ID"/>
-        </w:rPr>
-      </w:r>
-      <w:r>
-        <w:rPr>
-          <w:lang w:val="id_ID" w:bidi="id_ID"/>
-        </w:rPr>
+        <w:t>18</w:t>
+      </w:r>
+      <w:r>
+        <w:rPr>
+          <w:lang w:val="id_ID" w:bidi="id_ID"/>
+        </w:rPr>
+        <w:t xml:space="preserve"> namun aku akan bersorak-sorak di dalam Tuhan, beria-ria di dalam Allah yang menyelamatkan aku.</w:t>
       </w:r>
     </w:p>
     <w:p>
@@ -624,1823 +1390,18 @@
           <w:lang w:val="id_ID" w:bidi="id_ID"/>
         </w:rPr>
       </w:r>
-    </w:p>
-    <w:p>
-      <w:pPr/>
-      <w:r>
-        <w:rPr>
-          <w:lang w:val="id_ID" w:bidi="id_ID"/>
-        </w:rPr>
-      </w:r>
       <w:r>
         <w:rPr>
           <w:vertAlign w:val="superscript"/>
           <w:lang w:val="id_ID" w:bidi="id_ID"/>
         </w:rPr>
-        <w:t>11</w:t>
-      </w:r>
-      <w:r>
-        <w:rPr>
-          <w:lang w:val="id_ID" w:bidi="id_ID"/>
-        </w:rPr>
-        <w:t xml:space="preserve"> Maka berlarilah mereka, seperti angin dan bergerak terus; demikianlah mereka bersalah dengan mendewakan kekuatannya.</w:t>
-      </w:r>
-      <w:r>
-        <w:rPr>
-          <w:lang w:val="id_ID" w:bidi="id_ID"/>
-        </w:rPr>
-      </w:r>
-      <w:r>
-        <w:rPr>
-          <w:lang w:val="id_ID" w:bidi="id_ID"/>
-        </w:rPr>
-      </w:r>
-    </w:p>
-    <w:p>
-      <w:pPr/>
-      <w:r>
-        <w:rPr>
-          <w:lang w:val="id_ID" w:bidi="id_ID"/>
-        </w:rPr>
-      </w:r>
-    </w:p>
-    <w:p>
-      <w:pPr/>
-      <w:r>
-        <w:rPr>
-          <w:lang w:val="id_ID" w:bidi="id_ID"/>
-        </w:rPr>
-      </w:r>
-      <w:r>
-        <w:rPr>
-          <w:vertAlign w:val="superscript"/>
-          <w:lang w:val="id_ID" w:bidi="id_ID"/>
-        </w:rPr>
-        <w:t>12</w:t>
-      </w:r>
-      <w:r>
-        <w:rPr>
-          <w:lang w:val="id_ID" w:bidi="id_ID"/>
-        </w:rPr>
-        <w:t xml:space="preserve"> Bukankah Engkau, ya Tuhan, dari dahulu Allahku, Yang Mahakudus? Tidak akan mati kami. Ya Tuhan, telah Kautetapkan dia untuk menghukumkan; ya Gunung Batu, telah Kautentukan dia untuk menyiksa.</w:t>
-      </w:r>
-      <w:r>
-        <w:rPr>
-          <w:lang w:val="id_ID" w:bidi="id_ID"/>
-        </w:rPr>
-      </w:r>
-      <w:r>
-        <w:rPr>
-          <w:lang w:val="id_ID" w:bidi="id_ID"/>
-        </w:rPr>
-      </w:r>
-    </w:p>
-    <w:p>
-      <w:pPr/>
-      <w:r>
-        <w:rPr>
-          <w:lang w:val="id_ID" w:bidi="id_ID"/>
-        </w:rPr>
-      </w:r>
-    </w:p>
-    <w:p>
-      <w:pPr/>
-      <w:r>
-        <w:rPr>
-          <w:lang w:val="id_ID" w:bidi="id_ID"/>
-        </w:rPr>
-      </w:r>
-      <w:r>
-        <w:rPr>
-          <w:vertAlign w:val="superscript"/>
-          <w:lang w:val="id_ID" w:bidi="id_ID"/>
-        </w:rPr>
-        <w:t>13</w:t>
-      </w:r>
-      <w:r>
-        <w:rPr>
-          <w:lang w:val="id_ID" w:bidi="id_ID"/>
-        </w:rPr>
-        <w:t xml:space="preserve"> Mata-Mu terlalu suci untuk melihat kejahatan dan Engkau tidak dapat memandang kelaliman. Mengapa Engkau memandangi orang-orang yang berbuat khianat itu dan Engkau berdiam diri, apabila orang fasik menelan orang yang lebih benar dari dia?</w:t>
-      </w:r>
-      <w:r>
-        <w:rPr>
-          <w:lang w:val="id_ID" w:bidi="id_ID"/>
-        </w:rPr>
-      </w:r>
-      <w:r>
-        <w:rPr>
-          <w:lang w:val="id_ID" w:bidi="id_ID"/>
-        </w:rPr>
-      </w:r>
-    </w:p>
-    <w:p>
-      <w:pPr/>
-      <w:r>
-        <w:rPr>
-          <w:lang w:val="id_ID" w:bidi="id_ID"/>
-        </w:rPr>
-      </w:r>
-    </w:p>
-    <w:p>
-      <w:pPr/>
-      <w:r>
-        <w:rPr>
-          <w:lang w:val="id_ID" w:bidi="id_ID"/>
-        </w:rPr>
-      </w:r>
-      <w:r>
-        <w:rPr>
-          <w:vertAlign w:val="superscript"/>
-          <w:lang w:val="id_ID" w:bidi="id_ID"/>
-        </w:rPr>
-        <w:t>14</w:t>
-      </w:r>
-      <w:r>
-        <w:rPr>
-          <w:lang w:val="id_ID" w:bidi="id_ID"/>
-        </w:rPr>
-        <w:t xml:space="preserve"> Engkau menjadikan manusia itu seperti ikan di laut, seperti binatang-binatang melata yang tidak ada pemerintahnya?</w:t>
-      </w:r>
-      <w:r>
-        <w:rPr>
-          <w:lang w:val="id_ID" w:bidi="id_ID"/>
-        </w:rPr>
-      </w:r>
-      <w:r>
-        <w:rPr>
-          <w:lang w:val="id_ID" w:bidi="id_ID"/>
-        </w:rPr>
-      </w:r>
-    </w:p>
-    <w:p>
-      <w:pPr/>
-      <w:r>
-        <w:rPr>
-          <w:lang w:val="id_ID" w:bidi="id_ID"/>
-        </w:rPr>
-      </w:r>
-    </w:p>
-    <w:p>
-      <w:pPr/>
-      <w:r>
-        <w:rPr>
-          <w:lang w:val="id_ID" w:bidi="id_ID"/>
-        </w:rPr>
-      </w:r>
-      <w:r>
-        <w:rPr>
-          <w:vertAlign w:val="superscript"/>
-          <w:lang w:val="id_ID" w:bidi="id_ID"/>
-        </w:rPr>
-        <w:t>15</w:t>
-      </w:r>
-      <w:r>
-        <w:rPr>
-          <w:lang w:val="id_ID" w:bidi="id_ID"/>
-        </w:rPr>
-        <w:t xml:space="preserve"> Semuanya mereka ditariknya ke atas dengan kail, ditangkap dengan pukatnya dan dikumpulkan dengan payangnya; itulah sebabnya ia bersukaria dan bersorak-sorai.</w:t>
-      </w:r>
-      <w:r>
-        <w:rPr>
-          <w:lang w:val="id_ID" w:bidi="id_ID"/>
-        </w:rPr>
-      </w:r>
-      <w:r>
-        <w:rPr>
-          <w:lang w:val="id_ID" w:bidi="id_ID"/>
-        </w:rPr>
-      </w:r>
-    </w:p>
-    <w:p>
-      <w:pPr/>
-      <w:r>
-        <w:rPr>
-          <w:lang w:val="id_ID" w:bidi="id_ID"/>
-        </w:rPr>
-      </w:r>
-    </w:p>
-    <w:p>
-      <w:pPr/>
-      <w:r>
-        <w:rPr>
-          <w:lang w:val="id_ID" w:bidi="id_ID"/>
-        </w:rPr>
-      </w:r>
-      <w:r>
-        <w:rPr>
-          <w:vertAlign w:val="superscript"/>
-          <w:lang w:val="id_ID" w:bidi="id_ID"/>
-        </w:rPr>
-        <w:t>16</w:t>
-      </w:r>
-      <w:r>
-        <w:rPr>
-          <w:lang w:val="id_ID" w:bidi="id_ID"/>
-        </w:rPr>
-        <w:t xml:space="preserve"> Itulah sebabnya dipersembahkannya korban untuk pukatnya dan dibakarnya korban untuk payangnya; sebab oleh karena alat-alat itu pendapatannya mewah dan rezekinya berlimpah-limpah.</w:t>
-      </w:r>
-      <w:r>
-        <w:rPr>
-          <w:lang w:val="id_ID" w:bidi="id_ID"/>
-        </w:rPr>
-      </w:r>
-      <w:r>
-        <w:rPr>
-          <w:lang w:val="id_ID" w:bidi="id_ID"/>
-        </w:rPr>
-      </w:r>
-    </w:p>
-    <w:p>
-      <w:pPr/>
-      <w:r>
-        <w:rPr>
-          <w:lang w:val="id_ID" w:bidi="id_ID"/>
-        </w:rPr>
-      </w:r>
-    </w:p>
-    <w:p>
-      <w:pPr/>
-      <w:r>
-        <w:rPr>
-          <w:lang w:val="id_ID" w:bidi="id_ID"/>
-        </w:rPr>
-      </w:r>
-      <w:r>
-        <w:rPr>
-          <w:vertAlign w:val="superscript"/>
-          <w:lang w:val="id_ID" w:bidi="id_ID"/>
-        </w:rPr>
-        <w:t>17</w:t>
-      </w:r>
-      <w:r>
-        <w:rPr>
-          <w:lang w:val="id_ID" w:bidi="id_ID"/>
-        </w:rPr>
-        <w:t xml:space="preserve"> Sebab itukah ia selalu menghunus pedangnya dan membunuh bangsa-bangsa dengan tidak kenal belas kasihan?</w:t>
-      </w:r>
-      <w:r>
-        <w:rPr>
-          <w:lang w:val="id_ID" w:bidi="id_ID"/>
-        </w:rPr>
-      </w:r>
-      <w:r>
-        <w:rPr>
-          <w:lang w:val="id_ID" w:bidi="id_ID"/>
-        </w:rPr>
-      </w:r>
-    </w:p>
-    <w:p>
-      <w:pPr/>
-      <w:r>
-        <w:rPr>
-          <w:lang w:val="id_ID" w:bidi="id_ID"/>
-        </w:rPr>
-      </w:r>
-    </w:p>
-    <w:p>
-      <w:pPr>
-        <w:pStyle w:val="Heading2"/>
-      </w:pPr>
-      <w:r>
-        <w:rPr>
-          <w:lang w:val="id_ID" w:bidi="id_ID"/>
-        </w:rPr>
-        <w:t>Habakkuk 2:1</w:t>
-      </w:r>
-      <w:r>
-        <w:rPr>
-          <w:lang w:val="id_ID" w:bidi="id_ID"/>
-        </w:rPr>
-      </w:r>
-    </w:p>
-    <w:p>
-      <w:pPr/>
-      <w:r>
-        <w:rPr>
-          <w:lang w:val="id_ID" w:bidi="id_ID"/>
-        </w:rPr>
-      </w:r>
-      <w:r>
-        <w:rPr>
-          <w:vertAlign w:val="superscript"/>
-          <w:lang w:val="id_ID" w:bidi="id_ID"/>
-        </w:rPr>
-        <w:t>1</w:t>
-      </w:r>
-      <w:r>
-        <w:rPr>
-          <w:lang w:val="id_ID" w:bidi="id_ID"/>
-        </w:rPr>
-        <w:t xml:space="preserve"> Aku mau berdiri di tempat pengintaianku dan berdiri tegak di menara, aku mau meninjau dan menantikan apa yang akan difirmankan-Nya kepadaku, dan apa yang akan dijawab-Nya atas pengaduanku.</w:t>
-      </w:r>
-      <w:r>
-        <w:rPr>
-          <w:lang w:val="id_ID" w:bidi="id_ID"/>
-        </w:rPr>
-      </w:r>
-      <w:r>
-        <w:rPr>
-          <w:lang w:val="id_ID" w:bidi="id_ID"/>
-        </w:rPr>
-      </w:r>
-    </w:p>
-    <w:p>
-      <w:pPr/>
-      <w:r>
-        <w:rPr>
-          <w:lang w:val="id_ID" w:bidi="id_ID"/>
-        </w:rPr>
-      </w:r>
-    </w:p>
-    <w:p>
-      <w:pPr/>
-      <w:r>
-        <w:rPr>
-          <w:lang w:val="id_ID" w:bidi="id_ID"/>
-        </w:rPr>
-      </w:r>
-      <w:r>
-        <w:rPr>
-          <w:vertAlign w:val="superscript"/>
-          <w:lang w:val="id_ID" w:bidi="id_ID"/>
-        </w:rPr>
-        <w:t>2</w:t>
-      </w:r>
-      <w:r>
-        <w:rPr>
-          <w:lang w:val="id_ID" w:bidi="id_ID"/>
-        </w:rPr>
-        <w:t xml:space="preserve"> Lalu Tuhan menjawab aku, demikian: ”Tuliskanlah penglihatan itu dan ukirkanlah itu pada loh-loh, supaya orang sambil lalu dapat membacanya.</w:t>
-      </w:r>
-      <w:r>
-        <w:rPr>
-          <w:lang w:val="id_ID" w:bidi="id_ID"/>
-        </w:rPr>
-      </w:r>
-      <w:r>
-        <w:rPr>
-          <w:lang w:val="id_ID" w:bidi="id_ID"/>
-        </w:rPr>
-      </w:r>
-    </w:p>
-    <w:p>
-      <w:pPr/>
-      <w:r>
-        <w:rPr>
-          <w:lang w:val="id_ID" w:bidi="id_ID"/>
-        </w:rPr>
-      </w:r>
-    </w:p>
-    <w:p>
-      <w:pPr/>
-      <w:r>
-        <w:rPr>
-          <w:lang w:val="id_ID" w:bidi="id_ID"/>
-        </w:rPr>
-      </w:r>
-      <w:r>
-        <w:rPr>
-          <w:vertAlign w:val="superscript"/>
-          <w:lang w:val="id_ID" w:bidi="id_ID"/>
-        </w:rPr>
-        <w:t>3</w:t>
-      </w:r>
-      <w:r>
-        <w:rPr>
-          <w:lang w:val="id_ID" w:bidi="id_ID"/>
-        </w:rPr>
-        <w:t xml:space="preserve"> Sebab penglihatan itu masih menanti saatnya, tetapi ia bersegera menuju kesudahannya dengan tidak menipu; apabila berlambat-lambat, nantikanlah itu, sebab itu sungguh-sungguh akan datang dan tidak akan bertangguh.</w:t>
-      </w:r>
-      <w:r>
-        <w:rPr>
-          <w:lang w:val="id_ID" w:bidi="id_ID"/>
-        </w:rPr>
-      </w:r>
-      <w:r>
-        <w:rPr>
-          <w:lang w:val="id_ID" w:bidi="id_ID"/>
-        </w:rPr>
-      </w:r>
-    </w:p>
-    <w:p>
-      <w:pPr/>
-      <w:r>
-        <w:rPr>
-          <w:lang w:val="id_ID" w:bidi="id_ID"/>
-        </w:rPr>
-      </w:r>
-    </w:p>
-    <w:p>
-      <w:pPr/>
-      <w:r>
-        <w:rPr>
-          <w:lang w:val="id_ID" w:bidi="id_ID"/>
-        </w:rPr>
-      </w:r>
-      <w:r>
-        <w:rPr>
-          <w:vertAlign w:val="superscript"/>
-          <w:lang w:val="id_ID" w:bidi="id_ID"/>
-        </w:rPr>
-        <w:t>4</w:t>
-      </w:r>
-      <w:r>
-        <w:rPr>
-          <w:lang w:val="id_ID" w:bidi="id_ID"/>
-        </w:rPr>
-        <w:t xml:space="preserve"> Sesungguhnya, orang yang membusungkan dada, tidak lurus hatinya, tetapi orang yang benar itu akan hidup oleh percayanya.</w:t>
-      </w:r>
-      <w:r>
-        <w:rPr>
-          <w:lang w:val="id_ID" w:bidi="id_ID"/>
-        </w:rPr>
-      </w:r>
-      <w:r>
-        <w:rPr>
-          <w:lang w:val="id_ID" w:bidi="id_ID"/>
-        </w:rPr>
-      </w:r>
-    </w:p>
-    <w:p>
-      <w:pPr/>
-      <w:r>
-        <w:rPr>
-          <w:lang w:val="id_ID" w:bidi="id_ID"/>
-        </w:rPr>
-      </w:r>
-    </w:p>
-    <w:p>
-      <w:pPr/>
-      <w:r>
-        <w:rPr>
-          <w:lang w:val="id_ID" w:bidi="id_ID"/>
-        </w:rPr>
-      </w:r>
-      <w:r>
-        <w:rPr>
-          <w:vertAlign w:val="superscript"/>
-          <w:lang w:val="id_ID" w:bidi="id_ID"/>
-        </w:rPr>
-        <w:t>5</w:t>
-      </w:r>
-      <w:r>
-        <w:rPr>
-          <w:lang w:val="id_ID" w:bidi="id_ID"/>
-        </w:rPr>
-        <w:t xml:space="preserve"> Orang sombong dan khianat dia yang melagak, tetapi ia tidak akan tetap ada; ia mengangakan mulutnya seperti dunia orang mati dan tidak kenyang-kenyang seperti maut, sehingga segala suku bangsa dikumpulkannya dan segala bangsa dihimpunkannya.”</w:t>
-      </w:r>
-      <w:r>
-        <w:rPr>
-          <w:lang w:val="id_ID" w:bidi="id_ID"/>
-        </w:rPr>
-      </w:r>
-      <w:r>
-        <w:rPr>
-          <w:lang w:val="id_ID" w:bidi="id_ID"/>
-        </w:rPr>
-      </w:r>
-    </w:p>
-    <w:p>
-      <w:pPr/>
-      <w:r>
-        <w:rPr>
-          <w:lang w:val="id_ID" w:bidi="id_ID"/>
-        </w:rPr>
-      </w:r>
-    </w:p>
-    <w:p>
-      <w:pPr/>
-      <w:r>
-        <w:rPr>
-          <w:lang w:val="id_ID" w:bidi="id_ID"/>
-        </w:rPr>
-      </w:r>
-      <w:r>
-        <w:rPr>
-          <w:vertAlign w:val="superscript"/>
-          <w:lang w:val="id_ID" w:bidi="id_ID"/>
-        </w:rPr>
-        <w:t>6</w:t>
-      </w:r>
-      <w:r>
-        <w:rPr>
-          <w:lang w:val="id_ID" w:bidi="id_ID"/>
-        </w:rPr>
-        <w:t xml:space="preserve"> Bukankah sekalian itu akan melontarkan peribahasa mengatai dia, dan nyanyian olok-olok serta sindiran ini: Celakalah orang yang menggaruk bagi dirinya apa yang bukan miliknya – berapa lama lagi? – dan yang memuati dirinya dengan barang gadaian.</w:t>
-      </w:r>
-      <w:r>
-        <w:rPr>
-          <w:lang w:val="id_ID" w:bidi="id_ID"/>
-        </w:rPr>
-      </w:r>
-      <w:r>
-        <w:rPr>
-          <w:lang w:val="id_ID" w:bidi="id_ID"/>
-        </w:rPr>
-      </w:r>
-    </w:p>
-    <w:p>
-      <w:pPr/>
-      <w:r>
-        <w:rPr>
-          <w:lang w:val="id_ID" w:bidi="id_ID"/>
-        </w:rPr>
-      </w:r>
-    </w:p>
-    <w:p>
-      <w:pPr/>
-      <w:r>
-        <w:rPr>
-          <w:lang w:val="id_ID" w:bidi="id_ID"/>
-        </w:rPr>
-      </w:r>
-      <w:r>
-        <w:rPr>
-          <w:vertAlign w:val="superscript"/>
-          <w:lang w:val="id_ID" w:bidi="id_ID"/>
-        </w:rPr>
-        <w:t>7</w:t>
-      </w:r>
-      <w:r>
-        <w:rPr>
-          <w:lang w:val="id_ID" w:bidi="id_ID"/>
-        </w:rPr>
-        <w:t xml:space="preserve"> Bukankah akan bangkit dengan sekonyong-konyong mereka yang menggigit engkau, dan akan terjaga mereka yang mengejutkan engkau, sehingga engkau menjadi barang rampasan bagi mereka?</w:t>
-      </w:r>
-      <w:r>
-        <w:rPr>
-          <w:lang w:val="id_ID" w:bidi="id_ID"/>
-        </w:rPr>
-      </w:r>
-      <w:r>
-        <w:rPr>
-          <w:lang w:val="id_ID" w:bidi="id_ID"/>
-        </w:rPr>
-      </w:r>
-    </w:p>
-    <w:p>
-      <w:pPr/>
-      <w:r>
-        <w:rPr>
-          <w:lang w:val="id_ID" w:bidi="id_ID"/>
-        </w:rPr>
-      </w:r>
-    </w:p>
-    <w:p>
-      <w:pPr/>
-      <w:r>
-        <w:rPr>
-          <w:lang w:val="id_ID" w:bidi="id_ID"/>
-        </w:rPr>
-      </w:r>
-      <w:r>
-        <w:rPr>
-          <w:vertAlign w:val="superscript"/>
-          <w:lang w:val="id_ID" w:bidi="id_ID"/>
-        </w:rPr>
-        <w:t>8</w:t>
-      </w:r>
-      <w:r>
-        <w:rPr>
-          <w:lang w:val="id_ID" w:bidi="id_ID"/>
-        </w:rPr>
-        <w:t xml:space="preserve"> Karena engkau telah menjarah banyak suku bangsa, maka bangsa-bangsa yang tertinggal akan menjarah engkau, karena darah manusia yang tertumpah itu dan karena kekerasan terhadap negeri, kota dan seluruh penduduknya itu.</w:t>
-      </w:r>
-      <w:r>
-        <w:rPr>
-          <w:lang w:val="id_ID" w:bidi="id_ID"/>
-        </w:rPr>
-      </w:r>
-      <w:r>
-        <w:rPr>
-          <w:lang w:val="id_ID" w:bidi="id_ID"/>
-        </w:rPr>
-      </w:r>
-    </w:p>
-    <w:p>
-      <w:pPr/>
-      <w:r>
-        <w:rPr>
-          <w:lang w:val="id_ID" w:bidi="id_ID"/>
-        </w:rPr>
-      </w:r>
-    </w:p>
-    <w:p>
-      <w:pPr/>
-      <w:r>
-        <w:rPr>
-          <w:lang w:val="id_ID" w:bidi="id_ID"/>
-        </w:rPr>
-      </w:r>
-      <w:r>
-        <w:rPr>
-          <w:vertAlign w:val="superscript"/>
-          <w:lang w:val="id_ID" w:bidi="id_ID"/>
-        </w:rPr>
-        <w:t>9</w:t>
-      </w:r>
-      <w:r>
-        <w:rPr>
-          <w:lang w:val="id_ID" w:bidi="id_ID"/>
-        </w:rPr>
-        <w:t xml:space="preserve"> Celakalah orang yang mengambil laba yang tidak halal untuk keperluan rumahnya, untuk menempatkan sarangnya di tempat yang tinggi, dengan maksud melepaskan dirinya dari genggaman malapetaka!</w:t>
-      </w:r>
-      <w:r>
-        <w:rPr>
-          <w:lang w:val="id_ID" w:bidi="id_ID"/>
-        </w:rPr>
-      </w:r>
-      <w:r>
-        <w:rPr>
-          <w:lang w:val="id_ID" w:bidi="id_ID"/>
-        </w:rPr>
-      </w:r>
-    </w:p>
-    <w:p>
-      <w:pPr/>
-      <w:r>
-        <w:rPr>
-          <w:lang w:val="id_ID" w:bidi="id_ID"/>
-        </w:rPr>
-      </w:r>
-    </w:p>
-    <w:p>
-      <w:pPr/>
-      <w:r>
-        <w:rPr>
-          <w:lang w:val="id_ID" w:bidi="id_ID"/>
-        </w:rPr>
-      </w:r>
-      <w:r>
-        <w:rPr>
-          <w:vertAlign w:val="superscript"/>
-          <w:lang w:val="id_ID" w:bidi="id_ID"/>
-        </w:rPr>
-        <w:t>10</w:t>
-      </w:r>
-      <w:r>
-        <w:rPr>
-          <w:lang w:val="id_ID" w:bidi="id_ID"/>
-        </w:rPr>
-        <w:t xml:space="preserve"> Engkau telah merancangkan cela ke atas rumahmu, ketika engkau bermaksud untuk menghabisi banyak bangsa; dengan demikian engkau telah berdosa terhadap dirimu sendiri.</w:t>
-      </w:r>
-      <w:r>
-        <w:rPr>
-          <w:lang w:val="id_ID" w:bidi="id_ID"/>
-        </w:rPr>
-      </w:r>
-      <w:r>
-        <w:rPr>
-          <w:lang w:val="id_ID" w:bidi="id_ID"/>
-        </w:rPr>
-      </w:r>
-    </w:p>
-    <w:p>
-      <w:pPr/>
-      <w:r>
-        <w:rPr>
-          <w:lang w:val="id_ID" w:bidi="id_ID"/>
-        </w:rPr>
-      </w:r>
-    </w:p>
-    <w:p>
-      <w:pPr/>
-      <w:r>
-        <w:rPr>
-          <w:lang w:val="id_ID" w:bidi="id_ID"/>
-        </w:rPr>
-      </w:r>
-      <w:r>
-        <w:rPr>
-          <w:vertAlign w:val="superscript"/>
-          <w:lang w:val="id_ID" w:bidi="id_ID"/>
-        </w:rPr>
-        <w:t>11</w:t>
-      </w:r>
-      <w:r>
-        <w:rPr>
-          <w:lang w:val="id_ID" w:bidi="id_ID"/>
-        </w:rPr>
-        <w:t xml:space="preserve"> Sebab batu berseru-seru dari tembok, dan balok menjawabnya dari rangka rumah.</w:t>
-      </w:r>
-      <w:r>
-        <w:rPr>
-          <w:lang w:val="id_ID" w:bidi="id_ID"/>
-        </w:rPr>
-      </w:r>
-      <w:r>
-        <w:rPr>
-          <w:lang w:val="id_ID" w:bidi="id_ID"/>
-        </w:rPr>
-      </w:r>
-    </w:p>
-    <w:p>
-      <w:pPr/>
-      <w:r>
-        <w:rPr>
-          <w:lang w:val="id_ID" w:bidi="id_ID"/>
-        </w:rPr>
-      </w:r>
-    </w:p>
-    <w:p>
-      <w:pPr/>
-      <w:r>
-        <w:rPr>
-          <w:lang w:val="id_ID" w:bidi="id_ID"/>
-        </w:rPr>
-      </w:r>
-      <w:r>
-        <w:rPr>
-          <w:vertAlign w:val="superscript"/>
-          <w:lang w:val="id_ID" w:bidi="id_ID"/>
-        </w:rPr>
-        <w:t>12</w:t>
-      </w:r>
-      <w:r>
-        <w:rPr>
-          <w:lang w:val="id_ID" w:bidi="id_ID"/>
-        </w:rPr>
-        <w:t xml:space="preserve"> Celakalah orang yang mendirikan kota di atas darah dan meletakkan dasar benteng di atas ketidakadilan.</w:t>
-      </w:r>
-      <w:r>
-        <w:rPr>
-          <w:lang w:val="id_ID" w:bidi="id_ID"/>
-        </w:rPr>
-      </w:r>
-      <w:r>
-        <w:rPr>
-          <w:lang w:val="id_ID" w:bidi="id_ID"/>
-        </w:rPr>
-      </w:r>
-    </w:p>
-    <w:p>
-      <w:pPr/>
-      <w:r>
-        <w:rPr>
-          <w:lang w:val="id_ID" w:bidi="id_ID"/>
-        </w:rPr>
-      </w:r>
-    </w:p>
-    <w:p>
-      <w:pPr/>
-      <w:r>
-        <w:rPr>
-          <w:lang w:val="id_ID" w:bidi="id_ID"/>
-        </w:rPr>
-      </w:r>
-      <w:r>
-        <w:rPr>
-          <w:vertAlign w:val="superscript"/>
-          <w:lang w:val="id_ID" w:bidi="id_ID"/>
-        </w:rPr>
-        <w:t>13</w:t>
-      </w:r>
-      <w:r>
-        <w:rPr>
-          <w:lang w:val="id_ID" w:bidi="id_ID"/>
-        </w:rPr>
-        <w:t xml:space="preserve"> Sesungguhnya, bukankah dari Tuhan semesta alam asalnya, bahwa bangsa-bangsa bersusah-susah untuk api dan suku-suku bangsa berlelah untuk yang sia-sia?</w:t>
-      </w:r>
-      <w:r>
-        <w:rPr>
-          <w:lang w:val="id_ID" w:bidi="id_ID"/>
-        </w:rPr>
-      </w:r>
-      <w:r>
-        <w:rPr>
-          <w:lang w:val="id_ID" w:bidi="id_ID"/>
-        </w:rPr>
-      </w:r>
-    </w:p>
-    <w:p>
-      <w:pPr/>
-      <w:r>
-        <w:rPr>
-          <w:lang w:val="id_ID" w:bidi="id_ID"/>
-        </w:rPr>
-      </w:r>
-    </w:p>
-    <w:p>
-      <w:pPr/>
-      <w:r>
-        <w:rPr>
-          <w:lang w:val="id_ID" w:bidi="id_ID"/>
-        </w:rPr>
-      </w:r>
-      <w:r>
-        <w:rPr>
-          <w:vertAlign w:val="superscript"/>
-          <w:lang w:val="id_ID" w:bidi="id_ID"/>
-        </w:rPr>
-        <w:t>14</w:t>
-      </w:r>
-      <w:r>
-        <w:rPr>
-          <w:lang w:val="id_ID" w:bidi="id_ID"/>
-        </w:rPr>
-        <w:t xml:space="preserve"> Sebab bumi akan penuh dengan pengetahuan tentang kemuliaan Tuhan, seperti air yang menutupi dasar laut.</w:t>
-      </w:r>
-      <w:r>
-        <w:rPr>
-          <w:lang w:val="id_ID" w:bidi="id_ID"/>
-        </w:rPr>
-      </w:r>
-      <w:r>
-        <w:rPr>
-          <w:lang w:val="id_ID" w:bidi="id_ID"/>
-        </w:rPr>
-      </w:r>
-    </w:p>
-    <w:p>
-      <w:pPr/>
-      <w:r>
-        <w:rPr>
-          <w:lang w:val="id_ID" w:bidi="id_ID"/>
-        </w:rPr>
-      </w:r>
-    </w:p>
-    <w:p>
-      <w:pPr/>
-      <w:r>
-        <w:rPr>
-          <w:lang w:val="id_ID" w:bidi="id_ID"/>
-        </w:rPr>
-      </w:r>
-      <w:r>
-        <w:rPr>
-          <w:vertAlign w:val="superscript"/>
-          <w:lang w:val="id_ID" w:bidi="id_ID"/>
-        </w:rPr>
-        <w:t>15</w:t>
-      </w:r>
-      <w:r>
-        <w:rPr>
-          <w:lang w:val="id_ID" w:bidi="id_ID"/>
-        </w:rPr>
-        <w:t xml:space="preserve"> Celakalah orang yang memberi minum sesamanya manusia bercampur amarah, bahkan memabukkan dia untuk memandang auratnya.</w:t>
-      </w:r>
-      <w:r>
-        <w:rPr>
-          <w:lang w:val="id_ID" w:bidi="id_ID"/>
-        </w:rPr>
-      </w:r>
-      <w:r>
-        <w:rPr>
-          <w:lang w:val="id_ID" w:bidi="id_ID"/>
-        </w:rPr>
-      </w:r>
-    </w:p>
-    <w:p>
-      <w:pPr/>
-      <w:r>
-        <w:rPr>
-          <w:lang w:val="id_ID" w:bidi="id_ID"/>
-        </w:rPr>
-      </w:r>
-    </w:p>
-    <w:p>
-      <w:pPr/>
-      <w:r>
-        <w:rPr>
-          <w:lang w:val="id_ID" w:bidi="id_ID"/>
-        </w:rPr>
-      </w:r>
-      <w:r>
-        <w:rPr>
-          <w:vertAlign w:val="superscript"/>
-          <w:lang w:val="id_ID" w:bidi="id_ID"/>
-        </w:rPr>
-        <w:t>16</w:t>
-      </w:r>
-      <w:r>
-        <w:rPr>
-          <w:lang w:val="id_ID" w:bidi="id_ID"/>
-        </w:rPr>
-        <w:t xml:space="preserve"> Telah engkau kenyangkan dirimu dengan kehinaan ganti kehormatan. Minumlah juga engkau dan terhuyung-huyunglah. Kepadamu akan beralih piala dari tangan kanan Tuhan, dan cela besar akan meliputi kemuliaanmu.</w:t>
-      </w:r>
-      <w:r>
-        <w:rPr>
-          <w:lang w:val="id_ID" w:bidi="id_ID"/>
-        </w:rPr>
-      </w:r>
-      <w:r>
-        <w:rPr>
-          <w:lang w:val="id_ID" w:bidi="id_ID"/>
-        </w:rPr>
-      </w:r>
-    </w:p>
-    <w:p>
-      <w:pPr/>
-      <w:r>
-        <w:rPr>
-          <w:lang w:val="id_ID" w:bidi="id_ID"/>
-        </w:rPr>
-      </w:r>
-    </w:p>
-    <w:p>
-      <w:pPr/>
-      <w:r>
-        <w:rPr>
-          <w:lang w:val="id_ID" w:bidi="id_ID"/>
-        </w:rPr>
-      </w:r>
-      <w:r>
-        <w:rPr>
-          <w:vertAlign w:val="superscript"/>
-          <w:lang w:val="id_ID" w:bidi="id_ID"/>
-        </w:rPr>
-        <w:t>17</w:t>
-      </w:r>
-      <w:r>
-        <w:rPr>
-          <w:lang w:val="id_ID" w:bidi="id_ID"/>
-        </w:rPr>
-        <w:t xml:space="preserve"> Sebab kekerasan terhadap gunung Libanon akan menutupi engkau dan pemusnahan binatang-binatang akan mengejutkan engkau, karena darah manusia yang tertumpah itu dan karena kekerasan terhadap negeri, kota dan seluruh penduduknya itu.</w:t>
-      </w:r>
-      <w:r>
-        <w:rPr>
-          <w:lang w:val="id_ID" w:bidi="id_ID"/>
-        </w:rPr>
-      </w:r>
-      <w:r>
-        <w:rPr>
-          <w:lang w:val="id_ID" w:bidi="id_ID"/>
-        </w:rPr>
-      </w:r>
-    </w:p>
-    <w:p>
-      <w:pPr/>
-      <w:r>
-        <w:rPr>
-          <w:lang w:val="id_ID" w:bidi="id_ID"/>
-        </w:rPr>
-      </w:r>
-    </w:p>
-    <w:p>
-      <w:pPr/>
-      <w:r>
-        <w:rPr>
-          <w:lang w:val="id_ID" w:bidi="id_ID"/>
-        </w:rPr>
-      </w:r>
-      <w:r>
-        <w:rPr>
-          <w:vertAlign w:val="superscript"/>
-          <w:lang w:val="id_ID" w:bidi="id_ID"/>
-        </w:rPr>
-        <w:t>18</w:t>
-      </w:r>
-      <w:r>
-        <w:rPr>
-          <w:lang w:val="id_ID" w:bidi="id_ID"/>
-        </w:rPr>
-        <w:t xml:space="preserve"> Apakah gunanya patung pahatan, yang dipahat oleh pembuatnya? Apakah gunanya patung tuangan, pengajar dusta itu? Karena pembuatnya percaya akan buatannya, padahal berhala-berhala bisu belaka yang dibuatnya.</w:t>
-      </w:r>
-      <w:r>
-        <w:rPr>
-          <w:lang w:val="id_ID" w:bidi="id_ID"/>
-        </w:rPr>
-      </w:r>
-      <w:r>
-        <w:rPr>
-          <w:lang w:val="id_ID" w:bidi="id_ID"/>
-        </w:rPr>
-      </w:r>
-    </w:p>
-    <w:p>
-      <w:pPr/>
-      <w:r>
-        <w:rPr>
-          <w:lang w:val="id_ID" w:bidi="id_ID"/>
-        </w:rPr>
-      </w:r>
-    </w:p>
-    <w:p>
-      <w:pPr/>
-      <w:r>
-        <w:rPr>
-          <w:lang w:val="id_ID" w:bidi="id_ID"/>
-        </w:rPr>
-      </w:r>
-      <w:r>
-        <w:rPr>
-          <w:vertAlign w:val="superscript"/>
-          <w:lang w:val="id_ID" w:bidi="id_ID"/>
-        </w:rPr>
         <w:t>19</w:t>
       </w:r>
       <w:r>
         <w:rPr>
           <w:lang w:val="id_ID" w:bidi="id_ID"/>
         </w:rPr>
-        <w:t xml:space="preserve"> Celakalah orang yang berkata kepada sepotong kayu: ”Terjagalah!” dan kepada sebuah batu bisu: ”Bangunlah!” Masakan dia itu mengajar? Memang ia bersalutkan emas dan perak, tetapi roh tidak ada sama sekali di dalamnya.</w:t>
-      </w:r>
-      <w:r>
-        <w:rPr>
-          <w:lang w:val="id_ID" w:bidi="id_ID"/>
-        </w:rPr>
-      </w:r>
-      <w:r>
-        <w:rPr>
-          <w:lang w:val="id_ID" w:bidi="id_ID"/>
-        </w:rPr>
-      </w:r>
-    </w:p>
-    <w:p>
-      <w:pPr/>
-      <w:r>
-        <w:rPr>
-          <w:lang w:val="id_ID" w:bidi="id_ID"/>
-        </w:rPr>
-      </w:r>
-    </w:p>
-    <w:p>
-      <w:pPr/>
-      <w:r>
-        <w:rPr>
-          <w:lang w:val="id_ID" w:bidi="id_ID"/>
-        </w:rPr>
-      </w:r>
-      <w:r>
-        <w:rPr>
-          <w:vertAlign w:val="superscript"/>
-          <w:lang w:val="id_ID" w:bidi="id_ID"/>
-        </w:rPr>
-        <w:t>20</w:t>
-      </w:r>
-      <w:r>
-        <w:rPr>
-          <w:lang w:val="id_ID" w:bidi="id_ID"/>
-        </w:rPr>
-        <w:t xml:space="preserve"> Tetapi Tuhan ada di dalam bait-Nya yang kudus. Berdiam dirilah di hadapan-Nya, ya segenap bumi!</w:t>
-      </w:r>
-      <w:r>
-        <w:rPr>
-          <w:lang w:val="id_ID" w:bidi="id_ID"/>
-        </w:rPr>
-      </w:r>
-      <w:r>
-        <w:rPr>
-          <w:lang w:val="id_ID" w:bidi="id_ID"/>
-        </w:rPr>
-      </w:r>
-    </w:p>
-    <w:p>
-      <w:pPr/>
-      <w:r>
-        <w:rPr>
-          <w:lang w:val="id_ID" w:bidi="id_ID"/>
-        </w:rPr>
-      </w:r>
-    </w:p>
-    <w:p>
-      <w:pPr>
-        <w:pStyle w:val="Heading2"/>
-      </w:pPr>
-      <w:r>
-        <w:rPr>
-          <w:lang w:val="id_ID" w:bidi="id_ID"/>
-        </w:rPr>
-        <w:t>Habakkuk 3:1</w:t>
-      </w:r>
-      <w:r>
-        <w:rPr>
-          <w:lang w:val="id_ID" w:bidi="id_ID"/>
-        </w:rPr>
-      </w:r>
-    </w:p>
-    <w:p>
-      <w:pPr/>
-      <w:r>
-        <w:rPr>
-          <w:lang w:val="id_ID" w:bidi="id_ID"/>
-        </w:rPr>
-      </w:r>
-      <w:r>
-        <w:rPr>
-          <w:vertAlign w:val="superscript"/>
-          <w:lang w:val="id_ID" w:bidi="id_ID"/>
-        </w:rPr>
-        <w:t>1</w:t>
-      </w:r>
-      <w:r>
-        <w:rPr>
-          <w:lang w:val="id_ID" w:bidi="id_ID"/>
-        </w:rPr>
-        <w:t xml:space="preserve"> Doa nabi Habakuk. Menurut nada ratapan.</w:t>
-      </w:r>
-      <w:r>
-        <w:rPr>
-          <w:lang w:val="id_ID" w:bidi="id_ID"/>
-        </w:rPr>
-      </w:r>
-      <w:r>
-        <w:rPr>
-          <w:lang w:val="id_ID" w:bidi="id_ID"/>
-        </w:rPr>
-      </w:r>
-    </w:p>
-    <w:p>
-      <w:pPr/>
-      <w:r>
-        <w:rPr>
-          <w:lang w:val="id_ID" w:bidi="id_ID"/>
-        </w:rPr>
-      </w:r>
-    </w:p>
-    <w:p>
-      <w:pPr/>
-      <w:r>
-        <w:rPr>
-          <w:lang w:val="id_ID" w:bidi="id_ID"/>
-        </w:rPr>
-      </w:r>
-      <w:r>
-        <w:rPr>
-          <w:vertAlign w:val="superscript"/>
-          <w:lang w:val="id_ID" w:bidi="id_ID"/>
-        </w:rPr>
-        <w:t>2</w:t>
-      </w:r>
-      <w:r>
-        <w:rPr>
-          <w:lang w:val="id_ID" w:bidi="id_ID"/>
-        </w:rPr>
-        <w:t xml:space="preserve"> Tuhan, telah kudengar kabar tentang Engkau, dan pekerjaan-Mu, ya Tuhan, kutakuti! Hidupkanlah itu dalam lintasan tahun, nyatakanlah itu dalam lintasan tahun; dalam murka ingatlah akan kasih sayang!</w:t>
-      </w:r>
-      <w:r>
-        <w:rPr>
-          <w:lang w:val="id_ID" w:bidi="id_ID"/>
-        </w:rPr>
-      </w:r>
-      <w:r>
-        <w:rPr>
-          <w:lang w:val="id_ID" w:bidi="id_ID"/>
-        </w:rPr>
-      </w:r>
-    </w:p>
-    <w:p>
-      <w:pPr/>
-      <w:r>
-        <w:rPr>
-          <w:lang w:val="id_ID" w:bidi="id_ID"/>
-        </w:rPr>
-      </w:r>
-    </w:p>
-    <w:p>
-      <w:pPr/>
-      <w:r>
-        <w:rPr>
-          <w:lang w:val="id_ID" w:bidi="id_ID"/>
-        </w:rPr>
-      </w:r>
-      <w:r>
-        <w:rPr>
-          <w:vertAlign w:val="superscript"/>
-          <w:lang w:val="id_ID" w:bidi="id_ID"/>
-        </w:rPr>
-        <w:t>3</w:t>
-      </w:r>
-      <w:r>
-        <w:rPr>
-          <w:lang w:val="id_ID" w:bidi="id_ID"/>
-        </w:rPr>
-        <w:t xml:space="preserve"> Allah datang dari negeri Téman dan Yang Mahakudus dari pegunungan Paran. Sela Keagungan-Nya menutupi segenap langit, dan bumi pun penuh dengan pujian kepada-Nya.</w:t>
-      </w:r>
-      <w:r>
-        <w:rPr>
-          <w:lang w:val="id_ID" w:bidi="id_ID"/>
-        </w:rPr>
-      </w:r>
-      <w:r>
-        <w:rPr>
-          <w:lang w:val="id_ID" w:bidi="id_ID"/>
-        </w:rPr>
-      </w:r>
-    </w:p>
-    <w:p>
-      <w:pPr/>
-      <w:r>
-        <w:rPr>
-          <w:lang w:val="id_ID" w:bidi="id_ID"/>
-        </w:rPr>
-      </w:r>
-    </w:p>
-    <w:p>
-      <w:pPr/>
-      <w:r>
-        <w:rPr>
-          <w:lang w:val="id_ID" w:bidi="id_ID"/>
-        </w:rPr>
-      </w:r>
-      <w:r>
-        <w:rPr>
-          <w:vertAlign w:val="superscript"/>
-          <w:lang w:val="id_ID" w:bidi="id_ID"/>
-        </w:rPr>
-        <w:t>4</w:t>
-      </w:r>
-      <w:r>
-        <w:rPr>
-          <w:lang w:val="id_ID" w:bidi="id_ID"/>
-        </w:rPr>
-        <w:t xml:space="preserve"> Ada kilauan seperti cahaya, sinar cahaya dari sisi-Nya dan di situlah terselubung kekuatan-Nya.</w:t>
-      </w:r>
-      <w:r>
-        <w:rPr>
-          <w:lang w:val="id_ID" w:bidi="id_ID"/>
-        </w:rPr>
-      </w:r>
-      <w:r>
-        <w:rPr>
-          <w:lang w:val="id_ID" w:bidi="id_ID"/>
-        </w:rPr>
-      </w:r>
-    </w:p>
-    <w:p>
-      <w:pPr/>
-      <w:r>
-        <w:rPr>
-          <w:lang w:val="id_ID" w:bidi="id_ID"/>
-        </w:rPr>
-      </w:r>
-    </w:p>
-    <w:p>
-      <w:pPr/>
-      <w:r>
-        <w:rPr>
-          <w:lang w:val="id_ID" w:bidi="id_ID"/>
-        </w:rPr>
-      </w:r>
-      <w:r>
-        <w:rPr>
-          <w:vertAlign w:val="superscript"/>
-          <w:lang w:val="id_ID" w:bidi="id_ID"/>
-        </w:rPr>
-        <w:t>5</w:t>
-      </w:r>
-      <w:r>
-        <w:rPr>
-          <w:lang w:val="id_ID" w:bidi="id_ID"/>
-        </w:rPr>
-        <w:t xml:space="preserve"> Mendahului-Nya berjalan penyakit sampar dan demam mengikuti jejak-Nya.</w:t>
-      </w:r>
-      <w:r>
-        <w:rPr>
-          <w:lang w:val="id_ID" w:bidi="id_ID"/>
-        </w:rPr>
-      </w:r>
-      <w:r>
-        <w:rPr>
-          <w:lang w:val="id_ID" w:bidi="id_ID"/>
-        </w:rPr>
-      </w:r>
-    </w:p>
-    <w:p>
-      <w:pPr/>
-      <w:r>
-        <w:rPr>
-          <w:lang w:val="id_ID" w:bidi="id_ID"/>
-        </w:rPr>
-      </w:r>
-    </w:p>
-    <w:p>
-      <w:pPr/>
-      <w:r>
-        <w:rPr>
-          <w:lang w:val="id_ID" w:bidi="id_ID"/>
-        </w:rPr>
-      </w:r>
-      <w:r>
-        <w:rPr>
-          <w:vertAlign w:val="superscript"/>
-          <w:lang w:val="id_ID" w:bidi="id_ID"/>
-        </w:rPr>
-        <w:t>6</w:t>
-      </w:r>
-      <w:r>
-        <w:rPr>
-          <w:lang w:val="id_ID" w:bidi="id_ID"/>
-        </w:rPr>
-        <w:t xml:space="preserve"> Ia berdiri, maka bumi dibuat-Nya bergoyang; Ia melihat berkeliling, maka bangsa-bangsa dibuat-Nya melompat terkejut, hancur gunung-gunung yang ada sejak purba, merendah bukit-bukit yang berabad-abad; itulah perjalanan-Nya berabad-abad.</w:t>
-      </w:r>
-      <w:r>
-        <w:rPr>
-          <w:lang w:val="id_ID" w:bidi="id_ID"/>
-        </w:rPr>
-      </w:r>
-      <w:r>
-        <w:rPr>
-          <w:lang w:val="id_ID" w:bidi="id_ID"/>
-        </w:rPr>
-      </w:r>
-    </w:p>
-    <w:p>
-      <w:pPr/>
-      <w:r>
-        <w:rPr>
-          <w:lang w:val="id_ID" w:bidi="id_ID"/>
-        </w:rPr>
-      </w:r>
-    </w:p>
-    <w:p>
-      <w:pPr/>
-      <w:r>
-        <w:rPr>
-          <w:lang w:val="id_ID" w:bidi="id_ID"/>
-        </w:rPr>
-      </w:r>
-      <w:r>
-        <w:rPr>
-          <w:vertAlign w:val="superscript"/>
-          <w:lang w:val="id_ID" w:bidi="id_ID"/>
-        </w:rPr>
-        <w:t>7</w:t>
-      </w:r>
-      <w:r>
-        <w:rPr>
-          <w:lang w:val="id_ID" w:bidi="id_ID"/>
-        </w:rPr>
-        <w:t xml:space="preserve"> Aku melihat kemah-kemah orang Kusyan tertekan, kain-kain tenda tanah Midian menggetar.</w:t>
-      </w:r>
-      <w:r>
-        <w:rPr>
-          <w:lang w:val="id_ID" w:bidi="id_ID"/>
-        </w:rPr>
-      </w:r>
-      <w:r>
-        <w:rPr>
-          <w:lang w:val="id_ID" w:bidi="id_ID"/>
-        </w:rPr>
-      </w:r>
-    </w:p>
-    <w:p>
-      <w:pPr/>
-      <w:r>
-        <w:rPr>
-          <w:lang w:val="id_ID" w:bidi="id_ID"/>
-        </w:rPr>
-      </w:r>
-    </w:p>
-    <w:p>
-      <w:pPr/>
-      <w:r>
-        <w:rPr>
-          <w:lang w:val="id_ID" w:bidi="id_ID"/>
-        </w:rPr>
-      </w:r>
-      <w:r>
-        <w:rPr>
-          <w:vertAlign w:val="superscript"/>
-          <w:lang w:val="id_ID" w:bidi="id_ID"/>
-        </w:rPr>
-        <w:t>8</w:t>
-      </w:r>
-      <w:r>
-        <w:rPr>
-          <w:lang w:val="id_ID" w:bidi="id_ID"/>
-        </w:rPr>
-        <w:t xml:space="preserve"> Terhadap sungai-sungaikah, ya Tuhan, terhadap sungai-sungaikah murka-Mu bangkit? Atau terhadap lautkah amarah-Mu sehingga Engkau mengendarai kuda dan kereta kemenangan-Mu?</w:t>
-      </w:r>
-      <w:r>
-        <w:rPr>
-          <w:lang w:val="id_ID" w:bidi="id_ID"/>
-        </w:rPr>
-      </w:r>
-      <w:r>
-        <w:rPr>
-          <w:lang w:val="id_ID" w:bidi="id_ID"/>
-        </w:rPr>
-      </w:r>
-    </w:p>
-    <w:p>
-      <w:pPr/>
-      <w:r>
-        <w:rPr>
-          <w:lang w:val="id_ID" w:bidi="id_ID"/>
-        </w:rPr>
-      </w:r>
-    </w:p>
-    <w:p>
-      <w:pPr/>
-      <w:r>
-        <w:rPr>
-          <w:lang w:val="id_ID" w:bidi="id_ID"/>
-        </w:rPr>
-      </w:r>
-      <w:r>
-        <w:rPr>
-          <w:vertAlign w:val="superscript"/>
-          <w:lang w:val="id_ID" w:bidi="id_ID"/>
-        </w:rPr>
-        <w:t>9</w:t>
-      </w:r>
-      <w:r>
-        <w:rPr>
-          <w:lang w:val="id_ID" w:bidi="id_ID"/>
-        </w:rPr>
-        <w:t xml:space="preserve"> Busur-Mu telah Kaubuka, telah Kauisi dengan anak panah. Sela Engkau membelah bumi menjadi sungai-sungai;</w:t>
-      </w:r>
-      <w:r>
-        <w:rPr>
-          <w:lang w:val="id_ID" w:bidi="id_ID"/>
-        </w:rPr>
-      </w:r>
-      <w:r>
-        <w:rPr>
-          <w:lang w:val="id_ID" w:bidi="id_ID"/>
-        </w:rPr>
-      </w:r>
-    </w:p>
-    <w:p>
-      <w:pPr/>
-      <w:r>
-        <w:rPr>
-          <w:lang w:val="id_ID" w:bidi="id_ID"/>
-        </w:rPr>
-      </w:r>
-    </w:p>
-    <w:p>
-      <w:pPr/>
-      <w:r>
-        <w:rPr>
-          <w:lang w:val="id_ID" w:bidi="id_ID"/>
-        </w:rPr>
-      </w:r>
-      <w:r>
-        <w:rPr>
-          <w:vertAlign w:val="superscript"/>
-          <w:lang w:val="id_ID" w:bidi="id_ID"/>
-        </w:rPr>
-        <w:t>10</w:t>
-      </w:r>
-      <w:r>
-        <w:rPr>
-          <w:lang w:val="id_ID" w:bidi="id_ID"/>
-        </w:rPr>
-        <w:t xml:space="preserve"> melihat Engkau, gunung-gunung gemetar, air bah menderu lalu, samudera raya memperdengarkan suaranya dan mengangkat tangannya.</w:t>
-      </w:r>
-      <w:r>
-        <w:rPr>
-          <w:lang w:val="id_ID" w:bidi="id_ID"/>
-        </w:rPr>
-      </w:r>
-      <w:r>
-        <w:rPr>
-          <w:lang w:val="id_ID" w:bidi="id_ID"/>
-        </w:rPr>
-      </w:r>
-    </w:p>
-    <w:p>
-      <w:pPr/>
-      <w:r>
-        <w:rPr>
-          <w:lang w:val="id_ID" w:bidi="id_ID"/>
-        </w:rPr>
-      </w:r>
-    </w:p>
-    <w:p>
-      <w:pPr/>
-      <w:r>
-        <w:rPr>
-          <w:lang w:val="id_ID" w:bidi="id_ID"/>
-        </w:rPr>
-      </w:r>
-      <w:r>
-        <w:rPr>
-          <w:vertAlign w:val="superscript"/>
-          <w:lang w:val="id_ID" w:bidi="id_ID"/>
-        </w:rPr>
-        <w:t>11</w:t>
-      </w:r>
-      <w:r>
-        <w:rPr>
-          <w:lang w:val="id_ID" w:bidi="id_ID"/>
-        </w:rPr>
-        <w:t xml:space="preserve"> Matahari, bulan berhenti di tempat kediamannya, karena cahaya anak-anak panah-Mu yang melayang laju, karena kilauan tombak-Mu yang berkilat.</w:t>
-      </w:r>
-      <w:r>
-        <w:rPr>
-          <w:lang w:val="id_ID" w:bidi="id_ID"/>
-        </w:rPr>
-      </w:r>
-      <w:r>
-        <w:rPr>
-          <w:lang w:val="id_ID" w:bidi="id_ID"/>
-        </w:rPr>
-      </w:r>
-    </w:p>
-    <w:p>
-      <w:pPr/>
-      <w:r>
-        <w:rPr>
-          <w:lang w:val="id_ID" w:bidi="id_ID"/>
-        </w:rPr>
-      </w:r>
-    </w:p>
-    <w:p>
-      <w:pPr/>
-      <w:r>
-        <w:rPr>
-          <w:lang w:val="id_ID" w:bidi="id_ID"/>
-        </w:rPr>
-      </w:r>
-      <w:r>
-        <w:rPr>
-          <w:vertAlign w:val="superscript"/>
-          <w:lang w:val="id_ID" w:bidi="id_ID"/>
-        </w:rPr>
-        <w:t>12</w:t>
-      </w:r>
-      <w:r>
-        <w:rPr>
-          <w:lang w:val="id_ID" w:bidi="id_ID"/>
-        </w:rPr>
-        <w:t xml:space="preserve"> Dalam kegeraman Engkau melangkah melintasi bumi, dalam murka Engkau menggasak bangsa-bangsa.</w:t>
-      </w:r>
-      <w:r>
-        <w:rPr>
-          <w:lang w:val="id_ID" w:bidi="id_ID"/>
-        </w:rPr>
-      </w:r>
-      <w:r>
-        <w:rPr>
-          <w:lang w:val="id_ID" w:bidi="id_ID"/>
-        </w:rPr>
-      </w:r>
-    </w:p>
-    <w:p>
-      <w:pPr/>
-      <w:r>
-        <w:rPr>
-          <w:lang w:val="id_ID" w:bidi="id_ID"/>
-        </w:rPr>
-      </w:r>
-    </w:p>
-    <w:p>
-      <w:pPr/>
-      <w:r>
-        <w:rPr>
-          <w:lang w:val="id_ID" w:bidi="id_ID"/>
-        </w:rPr>
-      </w:r>
-      <w:r>
-        <w:rPr>
-          <w:vertAlign w:val="superscript"/>
-          <w:lang w:val="id_ID" w:bidi="id_ID"/>
-        </w:rPr>
-        <w:t>13</w:t>
-      </w:r>
-      <w:r>
-        <w:rPr>
-          <w:lang w:val="id_ID" w:bidi="id_ID"/>
-        </w:rPr>
-        <w:t xml:space="preserve"> Engkau berjalan maju untuk menyelamatkan umat-Mu, untuk menyelamatkan orang yang Kauurapi. Engkau meremukkan bagian atas rumah orang-orang fasik dan Kaubuka dasarnya sampai batu yang penghabisan. Sela</w:t>
-      </w:r>
-      <w:r>
-        <w:rPr>
-          <w:lang w:val="id_ID" w:bidi="id_ID"/>
-        </w:rPr>
-      </w:r>
-      <w:r>
-        <w:rPr>
-          <w:lang w:val="id_ID" w:bidi="id_ID"/>
-        </w:rPr>
-      </w:r>
-    </w:p>
-    <w:p>
-      <w:pPr/>
-      <w:r>
-        <w:rPr>
-          <w:lang w:val="id_ID" w:bidi="id_ID"/>
-        </w:rPr>
-      </w:r>
-    </w:p>
-    <w:p>
-      <w:pPr/>
-      <w:r>
-        <w:rPr>
-          <w:lang w:val="id_ID" w:bidi="id_ID"/>
-        </w:rPr>
-      </w:r>
-      <w:r>
-        <w:rPr>
-          <w:vertAlign w:val="superscript"/>
-          <w:lang w:val="id_ID" w:bidi="id_ID"/>
-        </w:rPr>
-        <w:t>14</w:t>
-      </w:r>
-      <w:r>
-        <w:rPr>
-          <w:lang w:val="id_ID" w:bidi="id_ID"/>
-        </w:rPr>
-        <w:t xml:space="preserve"> Engkau menusuk dengan anak panahnya sendiri kepala laskarnya, yang mengamuk untuk menyerakkan aku dengan sorak-sorai, seolah-olah mereka menelan orang tertindas secara tersembunyi.</w:t>
-      </w:r>
-      <w:r>
-        <w:rPr>
-          <w:lang w:val="id_ID" w:bidi="id_ID"/>
-        </w:rPr>
-      </w:r>
-      <w:r>
-        <w:rPr>
-          <w:lang w:val="id_ID" w:bidi="id_ID"/>
-        </w:rPr>
-      </w:r>
-    </w:p>
-    <w:p>
-      <w:pPr/>
-      <w:r>
-        <w:rPr>
-          <w:lang w:val="id_ID" w:bidi="id_ID"/>
-        </w:rPr>
-      </w:r>
-    </w:p>
-    <w:p>
-      <w:pPr/>
-      <w:r>
-        <w:rPr>
-          <w:lang w:val="id_ID" w:bidi="id_ID"/>
-        </w:rPr>
-      </w:r>
-      <w:r>
-        <w:rPr>
-          <w:vertAlign w:val="superscript"/>
-          <w:lang w:val="id_ID" w:bidi="id_ID"/>
-        </w:rPr>
-        <w:t>15</w:t>
-      </w:r>
-      <w:r>
-        <w:rPr>
-          <w:lang w:val="id_ID" w:bidi="id_ID"/>
-        </w:rPr>
-        <w:t xml:space="preserve"> Dengan kuda-Mu, Engkau menginjak laut, timbunan air yang membuih.</w:t>
-      </w:r>
-      <w:r>
-        <w:rPr>
-          <w:lang w:val="id_ID" w:bidi="id_ID"/>
-        </w:rPr>
-      </w:r>
-      <w:r>
-        <w:rPr>
-          <w:lang w:val="id_ID" w:bidi="id_ID"/>
-        </w:rPr>
-      </w:r>
-    </w:p>
-    <w:p>
-      <w:pPr/>
-      <w:r>
-        <w:rPr>
-          <w:lang w:val="id_ID" w:bidi="id_ID"/>
-        </w:rPr>
-      </w:r>
-    </w:p>
-    <w:p>
-      <w:pPr/>
-      <w:r>
-        <w:rPr>
-          <w:lang w:val="id_ID" w:bidi="id_ID"/>
-        </w:rPr>
-      </w:r>
-      <w:r>
-        <w:rPr>
-          <w:vertAlign w:val="superscript"/>
-          <w:lang w:val="id_ID" w:bidi="id_ID"/>
-        </w:rPr>
-        <w:t>16</w:t>
-      </w:r>
-      <w:r>
-        <w:rPr>
-          <w:lang w:val="id_ID" w:bidi="id_ID"/>
-        </w:rPr>
-        <w:t xml:space="preserve"> Ketika aku mendengarnya, gemetarlah hatiku, mendengar bunyinya, menggigillah bibirku; tulang-tulangku seakan-akan kemasukan sengal, dan aku gemetar di tempat aku berdiri; namun dengan tenang akan kunantikan hari kesusahan, yang akan mendatangi bangsa yang bergerombolan menyerang kami.</w:t>
-      </w:r>
-      <w:r>
-        <w:rPr>
-          <w:lang w:val="id_ID" w:bidi="id_ID"/>
-        </w:rPr>
-      </w:r>
-      <w:r>
-        <w:rPr>
-          <w:lang w:val="id_ID" w:bidi="id_ID"/>
-        </w:rPr>
-      </w:r>
-    </w:p>
-    <w:p>
-      <w:pPr/>
-      <w:r>
-        <w:rPr>
-          <w:lang w:val="id_ID" w:bidi="id_ID"/>
-        </w:rPr>
-      </w:r>
-    </w:p>
-    <w:p>
-      <w:pPr/>
-      <w:r>
-        <w:rPr>
-          <w:lang w:val="id_ID" w:bidi="id_ID"/>
-        </w:rPr>
-      </w:r>
-      <w:r>
-        <w:rPr>
-          <w:vertAlign w:val="superscript"/>
-          <w:lang w:val="id_ID" w:bidi="id_ID"/>
-        </w:rPr>
-        <w:t>17</w:t>
-      </w:r>
-      <w:r>
-        <w:rPr>
-          <w:lang w:val="id_ID" w:bidi="id_ID"/>
-        </w:rPr>
-        <w:t xml:space="preserve"> Sekalipun pohon ara tidak berbunga, pohon anggur tidak berbuah, hasil pohon zaitun mengecewakan, sekalipun ladang-ladang tidak menghasilkan bahan makanan, kambing domba terhalau dari kurungan, dan tidak ada lembu sapi dalam kandang,</w:t>
-      </w:r>
-      <w:r>
-        <w:rPr>
-          <w:lang w:val="id_ID" w:bidi="id_ID"/>
-        </w:rPr>
-      </w:r>
-      <w:r>
-        <w:rPr>
-          <w:lang w:val="id_ID" w:bidi="id_ID"/>
-        </w:rPr>
-      </w:r>
-    </w:p>
-    <w:p>
-      <w:pPr/>
-      <w:r>
-        <w:rPr>
-          <w:lang w:val="id_ID" w:bidi="id_ID"/>
-        </w:rPr>
-      </w:r>
-    </w:p>
-    <w:p>
-      <w:pPr/>
-      <w:r>
-        <w:rPr>
-          <w:lang w:val="id_ID" w:bidi="id_ID"/>
-        </w:rPr>
-      </w:r>
-      <w:r>
-        <w:rPr>
-          <w:vertAlign w:val="superscript"/>
-          <w:lang w:val="id_ID" w:bidi="id_ID"/>
-        </w:rPr>
-        <w:t>18</w:t>
-      </w:r>
-      <w:r>
-        <w:rPr>
-          <w:lang w:val="id_ID" w:bidi="id_ID"/>
-        </w:rPr>
-        <w:t xml:space="preserve"> namun aku akan bersorak-sorak di dalam Tuhan, beria-ria di dalam Allah yang menyelamatkan aku.</w:t>
-      </w:r>
-      <w:r>
-        <w:rPr>
-          <w:lang w:val="id_ID" w:bidi="id_ID"/>
-        </w:rPr>
-      </w:r>
-      <w:r>
-        <w:rPr>
-          <w:lang w:val="id_ID" w:bidi="id_ID"/>
-        </w:rPr>
-      </w:r>
-    </w:p>
-    <w:p>
-      <w:pPr/>
-      <w:r>
-        <w:rPr>
-          <w:lang w:val="id_ID" w:bidi="id_ID"/>
-        </w:rPr>
-      </w:r>
-    </w:p>
-    <w:p>
-      <w:pPr/>
-      <w:r>
-        <w:rPr>
-          <w:lang w:val="id_ID" w:bidi="id_ID"/>
-        </w:rPr>
-      </w:r>
-      <w:r>
-        <w:rPr>
-          <w:vertAlign w:val="superscript"/>
-          <w:lang w:val="id_ID" w:bidi="id_ID"/>
-        </w:rPr>
-        <w:t>19</w:t>
-      </w:r>
-      <w:r>
-        <w:rPr>
-          <w:lang w:val="id_ID" w:bidi="id_ID"/>
-        </w:rPr>
         <w:t xml:space="preserve"> Allah Tuhanku itu kekuatanku: Ia membuat kakiku seperti kaki rusa, Ia membiarkan aku berjejak di bukit-bukitku. (Untuk pemimpin biduan. Dengan permainan kecapi).</w:t>
-      </w:r>
-      <w:r>
-        <w:rPr>
-          <w:lang w:val="id_ID" w:bidi="id_ID"/>
-        </w:rPr>
-      </w:r>
-      <w:r>
-        <w:rPr>
-          <w:lang w:val="id_ID" w:bidi="id_ID"/>
-        </w:rPr>
       </w:r>
     </w:p>
     <w:sectPr>
